--- a/Manual de implementación de rafa reyes hzd (2) (1) (2) (3).docx
+++ b/Manual de implementación de rafa reyes hzd (2) (1) (2) (3).docx
@@ -1,6 +1,6 @@
 
 <file path=word/document.xml><?xml version="1.0" encoding="utf-8"?>
-<w:document xmlns:wpc="http://schemas.microsoft.com/office/word/2010/wordprocessingCanvas" xmlns:cx="http://schemas.microsoft.com/office/drawing/2014/chartex" xmlns:cx1="http://schemas.microsoft.com/office/drawing/2015/9/8/chartex" xmlns:cx2="http://schemas.microsoft.com/office/drawing/2015/10/21/chartex" xmlns:cx3="http://schemas.microsoft.com/office/drawing/2016/5/9/chartex" xmlns:cx4="http://schemas.microsoft.com/office/drawing/2016/5/10/chartex" xmlns:cx5="http://schemas.microsoft.com/office/drawing/2016/5/11/chartex" xmlns:cx6="http://schemas.microsoft.com/office/drawing/2016/5/12/chartex" xmlns:cx7="http://schemas.microsoft.com/office/drawing/2016/5/13/chartex" xmlns:cx8="http://schemas.microsoft.com/office/drawing/2016/5/14/chartex" xmlns:mc="http://schemas.openxmlformats.org/markup-compatibility/2006" xmlns:aink="http://schemas.microsoft.com/office/drawing/2016/ink" xmlns:am3d="http://schemas.microsoft.com/office/drawing/2017/model3d" xmlns:o="urn:schemas-microsoft-com:office:office" xmlns:oel="http://schemas.microsoft.com/office/2019/extlst" xmlns:r="http://schemas.openxmlformats.org/officeDocument/2006/relationships" xmlns:m="http://schemas.openxmlformats.org/officeDocument/2006/math" xmlns:v="urn:schemas-microsoft-com:vml" xmlns:wp14="http://schemas.microsoft.com/office/word/2010/wordprocessingDrawing" xmlns:wp="http://schemas.openxmlformats.org/drawingml/2006/wordprocessingDrawing" xmlns:w10="urn:schemas-microsoft-com:office:word" xmlns:w="http://schemas.openxmlformats.org/wordprocessingml/2006/main" xmlns:w14="http://schemas.microsoft.com/office/word/2010/wordml" xmlns:w15="http://schemas.microsoft.com/office/word/2012/wordml" xmlns:w16cex="http://schemas.microsoft.com/office/word/2018/wordml/cex" xmlns:w16cid="http://schemas.microsoft.com/office/word/2016/wordml/cid" xmlns:w16="http://schemas.microsoft.com/office/word/2018/wordml" xmlns:w16du="http://schemas.microsoft.com/office/word/2023/wordml/word16du" xmlns:w16sdtdh="http://schemas.microsoft.com/office/word/2020/wordml/sdtdatahash" xmlns:w16sdtfl="http://schemas.microsoft.com/office/word/2024/wordml/sdtformatlock" xmlns:w16se="http://schemas.microsoft.com/office/word/2015/wordml/symex" xmlns:wpg="http://schemas.microsoft.com/office/word/2010/wordprocessingGroup" xmlns:wpi="http://schemas.microsoft.com/office/word/2010/wordprocessingInk" xmlns:wne="http://schemas.microsoft.com/office/word/2006/wordml" xmlns:wps="http://schemas.microsoft.com/office/word/2010/wordprocessingShape" mc:Ignorable="w14 w15 w16se w16cid w16 w16cex w16sdtdh w16sdtfl w16du wp14">
+<w:document xmlns:wpc="http://schemas.microsoft.com/office/word/2010/wordprocessingCanvas" xmlns:cx="http://schemas.microsoft.com/office/drawing/2014/chartex" xmlns:cx1="http://schemas.microsoft.com/office/drawing/2015/9/8/chartex" xmlns:cx2="http://schemas.microsoft.com/office/drawing/2015/10/21/chartex" xmlns:cx3="http://schemas.microsoft.com/office/drawing/2016/5/9/chartex" xmlns:cx4="http://schemas.microsoft.com/office/drawing/2016/5/10/chartex" xmlns:cx5="http://schemas.microsoft.com/office/drawing/2016/5/11/chartex" xmlns:cx6="http://schemas.microsoft.com/office/drawing/2016/5/12/chartex" xmlns:cx7="http://schemas.microsoft.com/office/drawing/2016/5/13/chartex" xmlns:cx8="http://schemas.microsoft.com/office/drawing/2016/5/14/chartex" xmlns:mc="http://schemas.openxmlformats.org/markup-compatibility/2006" xmlns:aink="http://schemas.microsoft.com/office/drawing/2016/ink" xmlns:am3d="http://schemas.microsoft.com/office/drawing/2017/model3d" xmlns:o="urn:schemas-microsoft-com:office:office" xmlns:r="http://schemas.openxmlformats.org/officeDocument/2006/relationships" xmlns:m="http://schemas.openxmlformats.org/officeDocument/2006/math" xmlns:v="urn:schemas-microsoft-com:vml" xmlns:wp14="http://schemas.microsoft.com/office/word/2010/wordprocessingDrawing" xmlns:wp="http://schemas.openxmlformats.org/drawingml/2006/wordprocessingDrawing" xmlns:w10="urn:schemas-microsoft-com:office:word" xmlns:w="http://schemas.openxmlformats.org/wordprocessingml/2006/main" xmlns:w14="http://schemas.microsoft.com/office/word/2010/wordml" xmlns:w15="http://schemas.microsoft.com/office/word/2012/wordml" xmlns:w16cex="http://schemas.microsoft.com/office/word/2018/wordml/cex" xmlns:w16cid="http://schemas.microsoft.com/office/word/2016/wordml/cid" xmlns:w16="http://schemas.microsoft.com/office/word/2018/wordml" xmlns:w16sdtdh="http://schemas.microsoft.com/office/word/2020/wordml/sdtdatahash" xmlns:w16se="http://schemas.microsoft.com/office/word/2015/wordml/symex" xmlns:wpg="http://schemas.microsoft.com/office/word/2010/wordprocessingGroup" xmlns:wpi="http://schemas.microsoft.com/office/word/2010/wordprocessingInk" xmlns:wne="http://schemas.microsoft.com/office/word/2006/wordml" xmlns:wps="http://schemas.microsoft.com/office/word/2010/wordprocessingShape" mc:Ignorable="w14 w15 w16se w16cid w16 w16cex w16sdtdh wp14">
   <w:body>
     <w:p>
       <w:pPr>
@@ -58,7 +58,7 @@
         <w:rPr>
           <w:noProof/>
         </w:rPr>
-        <w:t>jueves, 7 de mayo de 2026</w:t>
+        <w:t>martes, 12 de mayo de 2026</w:t>
       </w:r>
       <w:r>
         <w:fldChar w:fldCharType="end"/>
@@ -1181,7 +1181,23 @@
         <w:t>Campo:</w:t>
       </w:r>
       <w:r>
-        <w:t xml:space="preserve"> es un dato único que por si mismo no da mucha información. No necesita de otros datos para saber que información es. Ejemplos: nombre, edad </w:t>
+        <w:t xml:space="preserve"> es un dato único que por </w:t>
+      </w:r>
+      <w:proofErr w:type="spellStart"/>
+      <w:r>
+        <w:t>si</w:t>
+      </w:r>
+      <w:proofErr w:type="spellEnd"/>
+      <w:r>
+        <w:t xml:space="preserve"> mismo no da mucha información. No necesita de otros datos para saber </w:t>
+      </w:r>
+      <w:proofErr w:type="spellStart"/>
+      <w:r>
+        <w:t>que</w:t>
+      </w:r>
+      <w:proofErr w:type="spellEnd"/>
+      <w:r>
+        <w:t xml:space="preserve"> información es. Ejemplos: nombre, edad </w:t>
       </w:r>
     </w:p>
     <w:p>
@@ -1401,7 +1417,27 @@
           <w:szCs w:val="22"/>
           <w:lang w:val="en-US"/>
         </w:rPr>
-        <w:t xml:space="preserve"> cuatro campos </w:t>
+        <w:t xml:space="preserve"> cuatro </w:t>
+      </w:r>
+      <w:proofErr w:type="spellStart"/>
+      <w:r>
+        <w:rPr>
+          <w:rFonts w:ascii="Cambria" w:eastAsia="MS Mincho" w:hAnsi="Cambria" w:cs="Times New Roman"/>
+          <w:sz w:val="22"/>
+          <w:szCs w:val="22"/>
+          <w:lang w:val="en-US"/>
+        </w:rPr>
+        <w:t>campos</w:t>
+      </w:r>
+      <w:proofErr w:type="spellEnd"/>
+      <w:r>
+        <w:rPr>
+          <w:rFonts w:ascii="Cambria" w:eastAsia="MS Mincho" w:hAnsi="Cambria" w:cs="Times New Roman"/>
+          <w:sz w:val="22"/>
+          <w:szCs w:val="22"/>
+          <w:lang w:val="en-US"/>
+        </w:rPr>
+        <w:t xml:space="preserve"> </w:t>
       </w:r>
       <w:proofErr w:type="spellStart"/>
       <w:r>
@@ -2001,27 +2037,7 @@
           <w:szCs w:val="22"/>
           <w:lang w:val="en-US"/>
         </w:rPr>
-        <w:t xml:space="preserve"> </w:t>
-      </w:r>
-      <w:proofErr w:type="spellStart"/>
-      <w:r>
-        <w:rPr>
-          <w:rFonts w:ascii="Cambria" w:eastAsia="MS Mincho" w:hAnsi="Cambria" w:cs="Times New Roman"/>
-          <w:sz w:val="22"/>
-          <w:szCs w:val="22"/>
-          <w:lang w:val="en-US"/>
-        </w:rPr>
-        <w:t>los</w:t>
-      </w:r>
-      <w:proofErr w:type="spellEnd"/>
-      <w:r>
-        <w:rPr>
-          <w:rFonts w:ascii="Cambria" w:eastAsia="MS Mincho" w:hAnsi="Cambria" w:cs="Times New Roman"/>
-          <w:sz w:val="22"/>
-          <w:szCs w:val="22"/>
-          <w:lang w:val="en-US"/>
-        </w:rPr>
-        <w:t xml:space="preserve"> </w:t>
+        <w:t xml:space="preserve"> los </w:t>
       </w:r>
       <w:proofErr w:type="spellStart"/>
       <w:r>
@@ -2041,27 +2057,7 @@
           <w:szCs w:val="22"/>
           <w:lang w:val="en-US"/>
         </w:rPr>
-        <w:t xml:space="preserve"> </w:t>
-      </w:r>
-      <w:proofErr w:type="spellStart"/>
-      <w:r>
-        <w:rPr>
-          <w:rFonts w:ascii="Cambria" w:eastAsia="MS Mincho" w:hAnsi="Cambria" w:cs="Times New Roman"/>
-          <w:sz w:val="22"/>
-          <w:szCs w:val="22"/>
-          <w:lang w:val="en-US"/>
-        </w:rPr>
-        <w:t>dentro</w:t>
-      </w:r>
-      <w:proofErr w:type="spellEnd"/>
-      <w:r>
-        <w:rPr>
-          <w:rFonts w:ascii="Cambria" w:eastAsia="MS Mincho" w:hAnsi="Cambria" w:cs="Times New Roman"/>
-          <w:sz w:val="22"/>
-          <w:szCs w:val="22"/>
-          <w:lang w:val="en-US"/>
-        </w:rPr>
-        <w:t xml:space="preserve"> del </w:t>
+        <w:t xml:space="preserve"> dentro del </w:t>
       </w:r>
       <w:proofErr w:type="spellStart"/>
       <w:r>
@@ -2286,27 +2282,7 @@
           <w:szCs w:val="22"/>
           <w:lang w:val="en-US"/>
         </w:rPr>
-        <w:t xml:space="preserve"> </w:t>
-      </w:r>
-      <w:proofErr w:type="spellStart"/>
-      <w:r>
-        <w:rPr>
-          <w:rFonts w:ascii="Cambria" w:eastAsia="MS Mincho" w:hAnsi="Cambria" w:cs="Times New Roman"/>
-          <w:sz w:val="22"/>
-          <w:szCs w:val="22"/>
-          <w:lang w:val="en-US"/>
-        </w:rPr>
-        <w:t>que</w:t>
-      </w:r>
-      <w:proofErr w:type="spellEnd"/>
-      <w:r>
-        <w:rPr>
-          <w:rFonts w:ascii="Cambria" w:eastAsia="MS Mincho" w:hAnsi="Cambria" w:cs="Times New Roman"/>
-          <w:sz w:val="22"/>
-          <w:szCs w:val="22"/>
-          <w:lang w:val="en-US"/>
-        </w:rPr>
-        <w:t xml:space="preserve"> </w:t>
+        <w:t xml:space="preserve"> que </w:t>
       </w:r>
       <w:proofErr w:type="spellStart"/>
       <w:r>
@@ -2326,27 +2302,27 @@
           <w:szCs w:val="22"/>
           <w:lang w:val="en-US"/>
         </w:rPr>
-        <w:t xml:space="preserve"> </w:t>
-      </w:r>
-      <w:proofErr w:type="spellStart"/>
-      <w:r>
-        <w:rPr>
-          <w:rFonts w:ascii="Cambria" w:eastAsia="MS Mincho" w:hAnsi="Cambria" w:cs="Times New Roman"/>
-          <w:sz w:val="22"/>
-          <w:szCs w:val="22"/>
-          <w:lang w:val="en-US"/>
-        </w:rPr>
-        <w:t>los</w:t>
-      </w:r>
-      <w:proofErr w:type="spellEnd"/>
-      <w:r>
-        <w:rPr>
-          <w:rFonts w:ascii="Cambria" w:eastAsia="MS Mincho" w:hAnsi="Cambria" w:cs="Times New Roman"/>
-          <w:sz w:val="22"/>
-          <w:szCs w:val="22"/>
-          <w:lang w:val="en-US"/>
-        </w:rPr>
-        <w:t xml:space="preserve"> campos </w:t>
+        <w:t xml:space="preserve"> los </w:t>
+      </w:r>
+      <w:proofErr w:type="spellStart"/>
+      <w:r>
+        <w:rPr>
+          <w:rFonts w:ascii="Cambria" w:eastAsia="MS Mincho" w:hAnsi="Cambria" w:cs="Times New Roman"/>
+          <w:sz w:val="22"/>
+          <w:szCs w:val="22"/>
+          <w:lang w:val="en-US"/>
+        </w:rPr>
+        <w:t>campos</w:t>
+      </w:r>
+      <w:proofErr w:type="spellEnd"/>
+      <w:r>
+        <w:rPr>
+          <w:rFonts w:ascii="Cambria" w:eastAsia="MS Mincho" w:hAnsi="Cambria" w:cs="Times New Roman"/>
+          <w:sz w:val="22"/>
+          <w:szCs w:val="22"/>
+          <w:lang w:val="en-US"/>
+        </w:rPr>
+        <w:t xml:space="preserve"> </w:t>
       </w:r>
       <w:proofErr w:type="spellStart"/>
       <w:r>
@@ -2386,27 +2362,7 @@
           <w:szCs w:val="22"/>
           <w:lang w:val="en-US"/>
         </w:rPr>
-        <w:t xml:space="preserve"> y </w:t>
-      </w:r>
-      <w:proofErr w:type="spellStart"/>
-      <w:r>
-        <w:rPr>
-          <w:rFonts w:ascii="Cambria" w:eastAsia="MS Mincho" w:hAnsi="Cambria" w:cs="Times New Roman"/>
-          <w:sz w:val="22"/>
-          <w:szCs w:val="22"/>
-          <w:lang w:val="en-US"/>
-        </w:rPr>
-        <w:t>que</w:t>
-      </w:r>
-      <w:proofErr w:type="spellEnd"/>
-      <w:r>
-        <w:rPr>
-          <w:rFonts w:ascii="Cambria" w:eastAsia="MS Mincho" w:hAnsi="Cambria" w:cs="Times New Roman"/>
-          <w:sz w:val="22"/>
-          <w:szCs w:val="22"/>
-          <w:lang w:val="en-US"/>
-        </w:rPr>
-        <w:t xml:space="preserve"> </w:t>
+        <w:t xml:space="preserve"> y que </w:t>
       </w:r>
       <w:proofErr w:type="spellStart"/>
       <w:r>
@@ -2706,27 +2662,27 @@
           <w:szCs w:val="22"/>
           <w:lang w:val="en-US"/>
         </w:rPr>
-        <w:t xml:space="preserve">, </w:t>
-      </w:r>
-      <w:proofErr w:type="spellStart"/>
-      <w:r>
-        <w:rPr>
-          <w:rFonts w:ascii="Cambria" w:eastAsia="MS Mincho" w:hAnsi="Cambria" w:cs="Times New Roman"/>
-          <w:sz w:val="22"/>
-          <w:szCs w:val="22"/>
-          <w:lang w:val="en-US"/>
-        </w:rPr>
-        <w:t>los</w:t>
-      </w:r>
-      <w:proofErr w:type="spellEnd"/>
-      <w:r>
-        <w:rPr>
-          <w:rFonts w:ascii="Cambria" w:eastAsia="MS Mincho" w:hAnsi="Cambria" w:cs="Times New Roman"/>
-          <w:sz w:val="22"/>
-          <w:szCs w:val="22"/>
-          <w:lang w:val="en-US"/>
-        </w:rPr>
-        <w:t xml:space="preserve"> campos se </w:t>
+        <w:t xml:space="preserve">, los </w:t>
+      </w:r>
+      <w:proofErr w:type="spellStart"/>
+      <w:r>
+        <w:rPr>
+          <w:rFonts w:ascii="Cambria" w:eastAsia="MS Mincho" w:hAnsi="Cambria" w:cs="Times New Roman"/>
+          <w:sz w:val="22"/>
+          <w:szCs w:val="22"/>
+          <w:lang w:val="en-US"/>
+        </w:rPr>
+        <w:t>campos</w:t>
+      </w:r>
+      <w:proofErr w:type="spellEnd"/>
+      <w:r>
+        <w:rPr>
+          <w:rFonts w:ascii="Cambria" w:eastAsia="MS Mincho" w:hAnsi="Cambria" w:cs="Times New Roman"/>
+          <w:sz w:val="22"/>
+          <w:szCs w:val="22"/>
+          <w:lang w:val="en-US"/>
+        </w:rPr>
+        <w:t xml:space="preserve"> se </w:t>
       </w:r>
       <w:proofErr w:type="spellStart"/>
       <w:r>
@@ -3069,7 +3025,27 @@
           <w:szCs w:val="22"/>
           <w:lang w:val="en-US"/>
         </w:rPr>
-        <w:t xml:space="preserve"> “Completa </w:t>
+        <w:t xml:space="preserve"> “</w:t>
+      </w:r>
+      <w:proofErr w:type="spellStart"/>
+      <w:r>
+        <w:rPr>
+          <w:rFonts w:ascii="Cambria" w:eastAsia="MS Mincho" w:hAnsi="Cambria" w:cs="Times New Roman"/>
+          <w:sz w:val="22"/>
+          <w:szCs w:val="22"/>
+          <w:lang w:val="en-US"/>
+        </w:rPr>
+        <w:t>Completa</w:t>
+      </w:r>
+      <w:proofErr w:type="spellEnd"/>
+      <w:r>
+        <w:rPr>
+          <w:rFonts w:ascii="Cambria" w:eastAsia="MS Mincho" w:hAnsi="Cambria" w:cs="Times New Roman"/>
+          <w:sz w:val="22"/>
+          <w:szCs w:val="22"/>
+          <w:lang w:val="en-US"/>
+        </w:rPr>
+        <w:t xml:space="preserve"> </w:t>
       </w:r>
       <w:proofErr w:type="spellStart"/>
       <w:r>
@@ -3089,27 +3065,27 @@
           <w:szCs w:val="22"/>
           <w:lang w:val="en-US"/>
         </w:rPr>
-        <w:t xml:space="preserve"> </w:t>
-      </w:r>
-      <w:proofErr w:type="spellStart"/>
-      <w:r>
-        <w:rPr>
-          <w:rFonts w:ascii="Cambria" w:eastAsia="MS Mincho" w:hAnsi="Cambria" w:cs="Times New Roman"/>
-          <w:sz w:val="22"/>
-          <w:szCs w:val="22"/>
-          <w:lang w:val="en-US"/>
-        </w:rPr>
-        <w:t>los</w:t>
-      </w:r>
-      <w:proofErr w:type="spellEnd"/>
-      <w:r>
-        <w:rPr>
-          <w:rFonts w:ascii="Cambria" w:eastAsia="MS Mincho" w:hAnsi="Cambria" w:cs="Times New Roman"/>
-          <w:sz w:val="22"/>
-          <w:szCs w:val="22"/>
-          <w:lang w:val="en-US"/>
-        </w:rPr>
-        <w:t xml:space="preserve"> campos”. Si </w:t>
+        <w:t xml:space="preserve"> los </w:t>
+      </w:r>
+      <w:proofErr w:type="spellStart"/>
+      <w:r>
+        <w:rPr>
+          <w:rFonts w:ascii="Cambria" w:eastAsia="MS Mincho" w:hAnsi="Cambria" w:cs="Times New Roman"/>
+          <w:sz w:val="22"/>
+          <w:szCs w:val="22"/>
+          <w:lang w:val="en-US"/>
+        </w:rPr>
+        <w:t>campos</w:t>
+      </w:r>
+      <w:proofErr w:type="spellEnd"/>
+      <w:r>
+        <w:rPr>
+          <w:rFonts w:ascii="Cambria" w:eastAsia="MS Mincho" w:hAnsi="Cambria" w:cs="Times New Roman"/>
+          <w:sz w:val="22"/>
+          <w:szCs w:val="22"/>
+          <w:lang w:val="en-US"/>
+        </w:rPr>
+        <w:t xml:space="preserve">”. Si </w:t>
       </w:r>
       <w:proofErr w:type="spellStart"/>
       <w:r>
@@ -3309,27 +3285,7 @@
           <w:szCs w:val="22"/>
           <w:lang w:val="en-US"/>
         </w:rPr>
-        <w:t xml:space="preserve"> </w:t>
-      </w:r>
-      <w:proofErr w:type="spellStart"/>
-      <w:r>
-        <w:rPr>
-          <w:rFonts w:ascii="Cambria" w:eastAsia="MS Mincho" w:hAnsi="Cambria" w:cs="Times New Roman"/>
-          <w:sz w:val="22"/>
-          <w:szCs w:val="22"/>
-          <w:lang w:val="en-US"/>
-        </w:rPr>
-        <w:t>debe</w:t>
-      </w:r>
-      <w:proofErr w:type="spellEnd"/>
-      <w:r>
-        <w:rPr>
-          <w:rFonts w:ascii="Cambria" w:eastAsia="MS Mincho" w:hAnsi="Cambria" w:cs="Times New Roman"/>
-          <w:sz w:val="22"/>
-          <w:szCs w:val="22"/>
-          <w:lang w:val="en-US"/>
-        </w:rPr>
-        <w:t xml:space="preserve"> ser </w:t>
+        <w:t xml:space="preserve"> debe ser </w:t>
       </w:r>
       <w:proofErr w:type="spellStart"/>
       <w:r>
@@ -4070,8 +4026,9 @@
           <w:szCs w:val="22"/>
           <w:lang w:val="en-US"/>
         </w:rPr>
-        <w:t xml:space="preserve"> de Uso</w:t>
-      </w:r>
+        <w:t xml:space="preserve"> de </w:t>
+      </w:r>
+      <w:proofErr w:type="spellStart"/>
       <w:r>
         <w:rPr>
           <w:rFonts w:ascii="Cambria" w:eastAsia="MS Mincho" w:hAnsi="Cambria" w:cs="Times New Roman"/>
@@ -4080,6 +4037,17 @@
           <w:szCs w:val="22"/>
           <w:lang w:val="en-US"/>
         </w:rPr>
+        <w:t>Uso</w:t>
+      </w:r>
+      <w:proofErr w:type="spellEnd"/>
+      <w:r>
+        <w:rPr>
+          <w:rFonts w:ascii="Cambria" w:eastAsia="MS Mincho" w:hAnsi="Cambria" w:cs="Times New Roman"/>
+          <w:b/>
+          <w:sz w:val="22"/>
+          <w:szCs w:val="22"/>
+          <w:lang w:val="en-US"/>
+        </w:rPr>
         <w:br/>
       </w:r>
       <w:r>
@@ -4149,7 +4117,27 @@
           <w:szCs w:val="22"/>
           <w:lang w:val="en-US"/>
         </w:rPr>
-        <w:t xml:space="preserve"> Registro de </w:t>
+        <w:t xml:space="preserve"> </w:t>
+      </w:r>
+      <w:proofErr w:type="spellStart"/>
+      <w:r>
+        <w:rPr>
+          <w:rFonts w:ascii="Cambria" w:eastAsia="MS Mincho" w:hAnsi="Cambria" w:cs="Times New Roman"/>
+          <w:sz w:val="22"/>
+          <w:szCs w:val="22"/>
+          <w:lang w:val="en-US"/>
+        </w:rPr>
+        <w:t>Registro</w:t>
+      </w:r>
+      <w:proofErr w:type="spellEnd"/>
+      <w:r>
+        <w:rPr>
+          <w:rFonts w:ascii="Cambria" w:eastAsia="MS Mincho" w:hAnsi="Cambria" w:cs="Times New Roman"/>
+          <w:sz w:val="22"/>
+          <w:szCs w:val="22"/>
+          <w:lang w:val="en-US"/>
+        </w:rPr>
+        <w:t xml:space="preserve"> de </w:t>
       </w:r>
       <w:proofErr w:type="spellStart"/>
       <w:r>
@@ -4209,27 +4197,7 @@
           <w:szCs w:val="22"/>
           <w:lang w:val="en-US"/>
         </w:rPr>
-        <w:t xml:space="preserve"> </w:t>
-      </w:r>
-      <w:proofErr w:type="spellStart"/>
-      <w:r>
-        <w:rPr>
-          <w:rFonts w:ascii="Cambria" w:eastAsia="MS Mincho" w:hAnsi="Cambria" w:cs="Times New Roman"/>
-          <w:sz w:val="22"/>
-          <w:szCs w:val="22"/>
-          <w:lang w:val="en-US"/>
-        </w:rPr>
-        <w:t>los</w:t>
-      </w:r>
-      <w:proofErr w:type="spellEnd"/>
-      <w:r>
-        <w:rPr>
-          <w:rFonts w:ascii="Cambria" w:eastAsia="MS Mincho" w:hAnsi="Cambria" w:cs="Times New Roman"/>
-          <w:sz w:val="22"/>
-          <w:szCs w:val="22"/>
-          <w:lang w:val="en-US"/>
-        </w:rPr>
-        <w:t xml:space="preserve"> </w:t>
+        <w:t xml:space="preserve"> los </w:t>
       </w:r>
       <w:proofErr w:type="spellStart"/>
       <w:r>
@@ -4540,6 +4508,1554 @@
           <w:lang w:val="en-US"/>
         </w:rPr>
       </w:pPr>
+    </w:p>
+    <w:p>
+      <w:pPr>
+        <w:rPr>
+          <w:lang w:val="en-US"/>
+        </w:rPr>
+      </w:pPr>
+      <w:r>
+        <w:rPr>
+          <w:lang w:val="en-US"/>
+        </w:rPr>
+        <w:br w:type="page"/>
+      </w:r>
+    </w:p>
+    <w:p>
+      <w:pPr>
+        <w:pStyle w:val="Ttulo2"/>
+        <w:rPr>
+          <w:lang w:val="en-US"/>
+        </w:rPr>
+      </w:pPr>
+      <w:proofErr w:type="spellStart"/>
+      <w:r>
+        <w:rPr>
+          <w:lang w:val="en-US"/>
+        </w:rPr>
+        <w:lastRenderedPageBreak/>
+        <w:t>Registro</w:t>
+      </w:r>
+      <w:proofErr w:type="spellEnd"/>
+      <w:r>
+        <w:rPr>
+          <w:lang w:val="en-US"/>
+        </w:rPr>
+        <w:t xml:space="preserve"> de </w:t>
+      </w:r>
+      <w:proofErr w:type="spellStart"/>
+      <w:r>
+        <w:rPr>
+          <w:lang w:val="en-US"/>
+        </w:rPr>
+        <w:t>ventas</w:t>
+      </w:r>
+      <w:proofErr w:type="spellEnd"/>
+    </w:p>
+    <w:p>
+      <w:pPr>
+        <w:rPr>
+          <w:lang w:val="en-US"/>
+        </w:rPr>
+      </w:pPr>
+      <w:r>
+        <w:rPr>
+          <w:lang w:val="en-US"/>
+        </w:rPr>
+        <w:t xml:space="preserve">Para </w:t>
+      </w:r>
+      <w:proofErr w:type="spellStart"/>
+      <w:r>
+        <w:rPr>
+          <w:lang w:val="en-US"/>
+        </w:rPr>
+        <w:t>llevear</w:t>
+      </w:r>
+      <w:proofErr w:type="spellEnd"/>
+      <w:r>
+        <w:rPr>
+          <w:lang w:val="en-US"/>
+        </w:rPr>
+        <w:t xml:space="preserve"> </w:t>
+      </w:r>
+      <w:proofErr w:type="spellStart"/>
+      <w:r>
+        <w:rPr>
+          <w:lang w:val="en-US"/>
+        </w:rPr>
+        <w:t>el</w:t>
+      </w:r>
+      <w:proofErr w:type="spellEnd"/>
+      <w:r>
+        <w:rPr>
+          <w:lang w:val="en-US"/>
+        </w:rPr>
+        <w:t xml:space="preserve"> </w:t>
+      </w:r>
+      <w:proofErr w:type="spellStart"/>
+      <w:r>
+        <w:rPr>
+          <w:lang w:val="en-US"/>
+        </w:rPr>
+        <w:t>registro</w:t>
+      </w:r>
+      <w:proofErr w:type="spellEnd"/>
+      <w:r>
+        <w:rPr>
+          <w:lang w:val="en-US"/>
+        </w:rPr>
+        <w:t xml:space="preserve"> de los </w:t>
+      </w:r>
+      <w:proofErr w:type="spellStart"/>
+      <w:r>
+        <w:rPr>
+          <w:lang w:val="en-US"/>
+        </w:rPr>
+        <w:t>productos</w:t>
+      </w:r>
+      <w:proofErr w:type="spellEnd"/>
+      <w:r>
+        <w:rPr>
+          <w:lang w:val="en-US"/>
+        </w:rPr>
+        <w:t xml:space="preserve"> que se </w:t>
+      </w:r>
+      <w:proofErr w:type="spellStart"/>
+      <w:proofErr w:type="gramStart"/>
+      <w:r>
+        <w:rPr>
+          <w:lang w:val="en-US"/>
+        </w:rPr>
+        <w:t>venden</w:t>
+      </w:r>
+      <w:proofErr w:type="spellEnd"/>
+      <w:r>
+        <w:rPr>
+          <w:lang w:val="en-US"/>
+        </w:rPr>
+        <w:t xml:space="preserve"> ,</w:t>
+      </w:r>
+      <w:proofErr w:type="gramEnd"/>
+      <w:r>
+        <w:rPr>
+          <w:lang w:val="en-US"/>
+        </w:rPr>
+        <w:t xml:space="preserve"> se </w:t>
+      </w:r>
+      <w:proofErr w:type="spellStart"/>
+      <w:r>
+        <w:rPr>
+          <w:lang w:val="en-US"/>
+        </w:rPr>
+        <w:t>tiene</w:t>
+      </w:r>
+      <w:proofErr w:type="spellEnd"/>
+      <w:r>
+        <w:rPr>
+          <w:lang w:val="en-US"/>
+        </w:rPr>
+        <w:t xml:space="preserve"> que </w:t>
+      </w:r>
+      <w:proofErr w:type="spellStart"/>
+      <w:r>
+        <w:rPr>
+          <w:lang w:val="en-US"/>
+        </w:rPr>
+        <w:t>crear</w:t>
+      </w:r>
+      <w:proofErr w:type="spellEnd"/>
+      <w:r>
+        <w:rPr>
+          <w:lang w:val="en-US"/>
+        </w:rPr>
+        <w:t xml:space="preserve"> </w:t>
+      </w:r>
+      <w:proofErr w:type="spellStart"/>
+      <w:r>
+        <w:rPr>
+          <w:lang w:val="en-US"/>
+        </w:rPr>
+        <w:t>otro</w:t>
+      </w:r>
+      <w:proofErr w:type="spellEnd"/>
+      <w:r>
+        <w:rPr>
+          <w:lang w:val="en-US"/>
+        </w:rPr>
+        <w:t xml:space="preserve"> </w:t>
+      </w:r>
+      <w:proofErr w:type="spellStart"/>
+      <w:r>
+        <w:rPr>
+          <w:lang w:val="en-US"/>
+        </w:rPr>
+        <w:t>contenedor</w:t>
+      </w:r>
+      <w:proofErr w:type="spellEnd"/>
+      <w:r>
+        <w:rPr>
+          <w:lang w:val="en-US"/>
+        </w:rPr>
+        <w:t xml:space="preserve"> de </w:t>
+      </w:r>
+      <w:proofErr w:type="spellStart"/>
+      <w:r>
+        <w:rPr>
+          <w:lang w:val="en-US"/>
+        </w:rPr>
+        <w:t>informacion</w:t>
+      </w:r>
+      <w:proofErr w:type="spellEnd"/>
+      <w:r>
+        <w:rPr>
+          <w:lang w:val="en-US"/>
+        </w:rPr>
+        <w:t xml:space="preserve"> (</w:t>
+      </w:r>
+      <w:proofErr w:type="spellStart"/>
+      <w:r>
+        <w:rPr>
+          <w:lang w:val="en-US"/>
+        </w:rPr>
+        <w:t>tablas</w:t>
+      </w:r>
+      <w:proofErr w:type="spellEnd"/>
+      <w:r>
+        <w:rPr>
+          <w:lang w:val="en-US"/>
+        </w:rPr>
+        <w:t xml:space="preserve">), </w:t>
+      </w:r>
+      <w:proofErr w:type="spellStart"/>
+      <w:r>
+        <w:rPr>
+          <w:lang w:val="en-US"/>
+        </w:rPr>
+        <w:t>llamado</w:t>
+      </w:r>
+      <w:proofErr w:type="spellEnd"/>
+      <w:r>
+        <w:rPr>
+          <w:lang w:val="en-US"/>
+        </w:rPr>
+        <w:t xml:space="preserve"> ventas.txt. con </w:t>
+      </w:r>
+      <w:proofErr w:type="spellStart"/>
+      <w:r>
+        <w:rPr>
+          <w:lang w:val="en-US"/>
+        </w:rPr>
+        <w:t>lainformacion</w:t>
+      </w:r>
+      <w:proofErr w:type="spellEnd"/>
+      <w:r>
+        <w:rPr>
+          <w:lang w:val="en-US"/>
+        </w:rPr>
+        <w:t xml:space="preserve"> </w:t>
+      </w:r>
+      <w:proofErr w:type="spellStart"/>
+      <w:r>
+        <w:rPr>
+          <w:lang w:val="en-US"/>
+        </w:rPr>
+        <w:t>almacenada</w:t>
+      </w:r>
+      <w:proofErr w:type="spellEnd"/>
+      <w:r>
+        <w:rPr>
+          <w:lang w:val="en-US"/>
+        </w:rPr>
+        <w:t xml:space="preserve"> de los </w:t>
+      </w:r>
+      <w:proofErr w:type="spellStart"/>
+      <w:r>
+        <w:rPr>
+          <w:lang w:val="en-US"/>
+        </w:rPr>
+        <w:t>productos</w:t>
+      </w:r>
+      <w:proofErr w:type="spellEnd"/>
+      <w:r>
+        <w:rPr>
+          <w:lang w:val="en-US"/>
+        </w:rPr>
+        <w:t xml:space="preserve"> se </w:t>
+      </w:r>
+      <w:proofErr w:type="spellStart"/>
+      <w:r>
+        <w:rPr>
+          <w:lang w:val="en-US"/>
+        </w:rPr>
+        <w:t>va</w:t>
+      </w:r>
+      <w:proofErr w:type="spellEnd"/>
+      <w:r>
+        <w:rPr>
+          <w:lang w:val="en-US"/>
+        </w:rPr>
+        <w:t xml:space="preserve"> a registrar las </w:t>
+      </w:r>
+      <w:proofErr w:type="spellStart"/>
+      <w:r>
+        <w:rPr>
+          <w:lang w:val="en-US"/>
+        </w:rPr>
+        <w:t>ventas</w:t>
+      </w:r>
+      <w:proofErr w:type="spellEnd"/>
+      <w:r>
+        <w:rPr>
+          <w:lang w:val="en-US"/>
+        </w:rPr>
+        <w:t xml:space="preserve"> que se </w:t>
+      </w:r>
+      <w:proofErr w:type="spellStart"/>
+      <w:r>
+        <w:rPr>
+          <w:lang w:val="en-US"/>
+        </w:rPr>
+        <w:t>hagan</w:t>
+      </w:r>
+      <w:proofErr w:type="spellEnd"/>
+      <w:r>
+        <w:rPr>
+          <w:lang w:val="en-US"/>
+        </w:rPr>
+        <w:t xml:space="preserve"> delos </w:t>
+      </w:r>
+      <w:proofErr w:type="spellStart"/>
+      <w:r>
+        <w:rPr>
+          <w:lang w:val="en-US"/>
+        </w:rPr>
+        <w:t>mismos</w:t>
+      </w:r>
+      <w:proofErr w:type="spellEnd"/>
+      <w:r>
+        <w:rPr>
+          <w:lang w:val="en-US"/>
+        </w:rPr>
+        <w:t xml:space="preserve"> y se guard </w:t>
+      </w:r>
+      <w:proofErr w:type="spellStart"/>
+      <w:r>
+        <w:rPr>
+          <w:lang w:val="en-US"/>
+        </w:rPr>
+        <w:t>elproducto</w:t>
+      </w:r>
+      <w:proofErr w:type="spellEnd"/>
+      <w:r>
+        <w:rPr>
+          <w:lang w:val="en-US"/>
+        </w:rPr>
+        <w:t xml:space="preserve">, la </w:t>
+      </w:r>
+      <w:proofErr w:type="spellStart"/>
+      <w:r>
+        <w:rPr>
+          <w:lang w:val="en-US"/>
+        </w:rPr>
+        <w:t>cantidad</w:t>
+      </w:r>
+      <w:proofErr w:type="spellEnd"/>
+      <w:r>
+        <w:rPr>
+          <w:lang w:val="en-US"/>
+        </w:rPr>
+        <w:t xml:space="preserve">, la </w:t>
+      </w:r>
+      <w:proofErr w:type="spellStart"/>
+      <w:r>
+        <w:rPr>
+          <w:lang w:val="en-US"/>
+        </w:rPr>
+        <w:t>fecha</w:t>
+      </w:r>
+      <w:proofErr w:type="spellEnd"/>
+      <w:r>
+        <w:rPr>
+          <w:lang w:val="en-US"/>
+        </w:rPr>
+        <w:t xml:space="preserve"> y </w:t>
+      </w:r>
+      <w:proofErr w:type="spellStart"/>
+      <w:r>
+        <w:rPr>
+          <w:lang w:val="en-US"/>
+        </w:rPr>
+        <w:t>el</w:t>
+      </w:r>
+      <w:proofErr w:type="spellEnd"/>
+      <w:r>
+        <w:rPr>
+          <w:lang w:val="en-US"/>
+        </w:rPr>
+        <w:t xml:space="preserve"> </w:t>
+      </w:r>
+      <w:proofErr w:type="spellStart"/>
+      <w:proofErr w:type="gramStart"/>
+      <w:r>
+        <w:rPr>
+          <w:lang w:val="en-US"/>
+        </w:rPr>
+        <w:t>monto</w:t>
+      </w:r>
+      <w:proofErr w:type="spellEnd"/>
+      <w:r>
+        <w:rPr>
+          <w:lang w:val="en-US"/>
+        </w:rPr>
+        <w:t xml:space="preserve">  de</w:t>
+      </w:r>
+      <w:proofErr w:type="gramEnd"/>
+      <w:r>
+        <w:rPr>
+          <w:lang w:val="en-US"/>
+        </w:rPr>
+        <w:t xml:space="preserve"> la </w:t>
+      </w:r>
+      <w:proofErr w:type="spellStart"/>
+      <w:r>
+        <w:rPr>
+          <w:lang w:val="en-US"/>
+        </w:rPr>
+        <w:t>venta</w:t>
+      </w:r>
+      <w:proofErr w:type="spellEnd"/>
+      <w:r>
+        <w:rPr>
+          <w:lang w:val="en-US"/>
+        </w:rPr>
+        <w:t xml:space="preserve"> </w:t>
+      </w:r>
+    </w:p>
+    <w:p>
+      <w:pPr>
+        <w:rPr>
+          <w:lang w:val="en-US"/>
+        </w:rPr>
+      </w:pPr>
+      <w:proofErr w:type="spellStart"/>
+      <w:r>
+        <w:rPr>
+          <w:lang w:val="en-US"/>
+        </w:rPr>
+        <w:t>Cuando</w:t>
+      </w:r>
+      <w:proofErr w:type="spellEnd"/>
+      <w:r>
+        <w:rPr>
+          <w:lang w:val="en-US"/>
+        </w:rPr>
+        <w:t xml:space="preserve"> </w:t>
+      </w:r>
+      <w:proofErr w:type="gramStart"/>
+      <w:r>
+        <w:rPr>
+          <w:lang w:val="en-US"/>
+        </w:rPr>
+        <w:t>un Sistema</w:t>
+      </w:r>
+      <w:proofErr w:type="gramEnd"/>
+      <w:r>
+        <w:rPr>
+          <w:lang w:val="en-US"/>
+        </w:rPr>
+        <w:t xml:space="preserve"> </w:t>
+      </w:r>
+      <w:proofErr w:type="spellStart"/>
+      <w:r>
+        <w:rPr>
+          <w:lang w:val="en-US"/>
+        </w:rPr>
+        <w:t>maneja</w:t>
+      </w:r>
+      <w:proofErr w:type="spellEnd"/>
+      <w:r>
+        <w:rPr>
+          <w:lang w:val="en-US"/>
+        </w:rPr>
+        <w:t xml:space="preserve"> </w:t>
+      </w:r>
+      <w:proofErr w:type="spellStart"/>
+      <w:r>
+        <w:rPr>
+          <w:lang w:val="en-US"/>
+        </w:rPr>
+        <w:t>diferentes</w:t>
+      </w:r>
+      <w:proofErr w:type="spellEnd"/>
+      <w:r>
+        <w:rPr>
+          <w:lang w:val="en-US"/>
+        </w:rPr>
+        <w:t xml:space="preserve"> </w:t>
+      </w:r>
+      <w:proofErr w:type="spellStart"/>
+      <w:r>
+        <w:rPr>
+          <w:lang w:val="en-US"/>
+        </w:rPr>
+        <w:t>tipos</w:t>
+      </w:r>
+      <w:proofErr w:type="spellEnd"/>
+      <w:r>
+        <w:rPr>
+          <w:lang w:val="en-US"/>
+        </w:rPr>
+        <w:t xml:space="preserve"> de </w:t>
+      </w:r>
+      <w:proofErr w:type="spellStart"/>
+      <w:r>
+        <w:rPr>
+          <w:lang w:val="en-US"/>
+        </w:rPr>
+        <w:t>datos</w:t>
+      </w:r>
+      <w:proofErr w:type="spellEnd"/>
+      <w:r>
+        <w:rPr>
+          <w:lang w:val="en-US"/>
+        </w:rPr>
+        <w:t xml:space="preserve"> se </w:t>
+      </w:r>
+      <w:proofErr w:type="spellStart"/>
+      <w:r>
+        <w:rPr>
+          <w:lang w:val="en-US"/>
+        </w:rPr>
+        <w:t>usan</w:t>
+      </w:r>
+      <w:proofErr w:type="spellEnd"/>
+      <w:r>
+        <w:rPr>
+          <w:lang w:val="en-US"/>
+        </w:rPr>
+        <w:t xml:space="preserve"> </w:t>
+      </w:r>
+      <w:proofErr w:type="spellStart"/>
+      <w:r>
+        <w:rPr>
+          <w:lang w:val="en-US"/>
+        </w:rPr>
+        <w:t>tablas</w:t>
+      </w:r>
+      <w:proofErr w:type="spellEnd"/>
+      <w:r>
+        <w:rPr>
+          <w:lang w:val="en-US"/>
+        </w:rPr>
+        <w:t xml:space="preserve"> para </w:t>
+      </w:r>
+      <w:proofErr w:type="spellStart"/>
+      <w:r>
+        <w:rPr>
+          <w:lang w:val="en-US"/>
+        </w:rPr>
+        <w:t>almacentar</w:t>
+      </w:r>
+      <w:proofErr w:type="spellEnd"/>
+      <w:r>
+        <w:rPr>
+          <w:lang w:val="en-US"/>
+        </w:rPr>
+        <w:t xml:space="preserve"> </w:t>
+      </w:r>
+      <w:proofErr w:type="spellStart"/>
+      <w:r>
+        <w:rPr>
+          <w:lang w:val="en-US"/>
+        </w:rPr>
+        <w:t>cada</w:t>
+      </w:r>
+      <w:proofErr w:type="spellEnd"/>
+      <w:r>
+        <w:rPr>
+          <w:lang w:val="en-US"/>
+        </w:rPr>
+        <w:t xml:space="preserve"> </w:t>
+      </w:r>
+      <w:r>
+        <w:rPr>
+          <w:lang w:val="en-US"/>
+        </w:rPr>
+        <w:t xml:space="preserve">Fuente de </w:t>
+      </w:r>
+      <w:proofErr w:type="spellStart"/>
+      <w:r>
+        <w:rPr>
+          <w:lang w:val="en-US"/>
+        </w:rPr>
+        <w:t>datos</w:t>
+      </w:r>
+      <w:proofErr w:type="spellEnd"/>
+      <w:r>
+        <w:rPr>
+          <w:lang w:val="en-US"/>
+        </w:rPr>
+        <w:t xml:space="preserve">. </w:t>
+      </w:r>
+      <w:proofErr w:type="spellStart"/>
+      <w:r>
+        <w:rPr>
+          <w:lang w:val="en-US"/>
+        </w:rPr>
+        <w:t>Estas</w:t>
+      </w:r>
+      <w:proofErr w:type="spellEnd"/>
+      <w:r>
+        <w:rPr>
+          <w:lang w:val="en-US"/>
+        </w:rPr>
+        <w:t xml:space="preserve"> </w:t>
+      </w:r>
+      <w:proofErr w:type="spellStart"/>
+      <w:r>
+        <w:rPr>
+          <w:lang w:val="en-US"/>
+        </w:rPr>
+        <w:t>deben</w:t>
+      </w:r>
+      <w:proofErr w:type="spellEnd"/>
+      <w:r>
+        <w:rPr>
+          <w:lang w:val="en-US"/>
+        </w:rPr>
+        <w:t xml:space="preserve"> </w:t>
+      </w:r>
+      <w:proofErr w:type="spellStart"/>
+      <w:r>
+        <w:rPr>
+          <w:lang w:val="en-US"/>
+        </w:rPr>
+        <w:t>mantener</w:t>
+      </w:r>
+      <w:proofErr w:type="spellEnd"/>
+      <w:r>
+        <w:rPr>
+          <w:lang w:val="en-US"/>
+        </w:rPr>
+        <w:t xml:space="preserve"> una </w:t>
+      </w:r>
+      <w:proofErr w:type="spellStart"/>
+      <w:r>
+        <w:rPr>
+          <w:lang w:val="en-US"/>
+        </w:rPr>
+        <w:t>relacion</w:t>
+      </w:r>
+      <w:proofErr w:type="spellEnd"/>
+      <w:r>
+        <w:rPr>
+          <w:lang w:val="en-US"/>
+        </w:rPr>
+        <w:t xml:space="preserve"> entre </w:t>
+      </w:r>
+      <w:proofErr w:type="spellStart"/>
+      <w:r>
+        <w:rPr>
+          <w:lang w:val="en-US"/>
+        </w:rPr>
+        <w:t>ellas</w:t>
+      </w:r>
+      <w:proofErr w:type="spellEnd"/>
+      <w:r>
+        <w:rPr>
+          <w:lang w:val="en-US"/>
+        </w:rPr>
+        <w:t xml:space="preserve"> para que </w:t>
+      </w:r>
+      <w:proofErr w:type="spellStart"/>
+      <w:r>
+        <w:rPr>
+          <w:lang w:val="en-US"/>
+        </w:rPr>
+        <w:t>el</w:t>
+      </w:r>
+      <w:proofErr w:type="spellEnd"/>
+      <w:r>
+        <w:rPr>
+          <w:lang w:val="en-US"/>
+        </w:rPr>
+        <w:t xml:space="preserve"> software </w:t>
+      </w:r>
+      <w:proofErr w:type="spellStart"/>
+      <w:r>
+        <w:rPr>
+          <w:lang w:val="en-US"/>
+        </w:rPr>
+        <w:t>funcione</w:t>
+      </w:r>
+      <w:proofErr w:type="spellEnd"/>
+      <w:r>
+        <w:rPr>
+          <w:lang w:val="en-US"/>
+        </w:rPr>
+        <w:t xml:space="preserve"> </w:t>
+      </w:r>
+      <w:proofErr w:type="spellStart"/>
+      <w:r>
+        <w:rPr>
+          <w:lang w:val="en-US"/>
+        </w:rPr>
+        <w:t>adecuadamente</w:t>
+      </w:r>
+      <w:proofErr w:type="spellEnd"/>
+      <w:r>
+        <w:rPr>
+          <w:lang w:val="en-US"/>
+        </w:rPr>
+        <w:t xml:space="preserve">. </w:t>
+      </w:r>
+      <w:proofErr w:type="spellStart"/>
+      <w:r>
+        <w:rPr>
+          <w:lang w:val="en-US"/>
+        </w:rPr>
+        <w:t>En</w:t>
+      </w:r>
+      <w:proofErr w:type="spellEnd"/>
+      <w:r>
+        <w:rPr>
+          <w:lang w:val="en-US"/>
+        </w:rPr>
+        <w:t xml:space="preserve"> </w:t>
+      </w:r>
+      <w:proofErr w:type="spellStart"/>
+      <w:r>
+        <w:rPr>
+          <w:lang w:val="en-US"/>
+        </w:rPr>
+        <w:t>este</w:t>
+      </w:r>
+      <w:proofErr w:type="spellEnd"/>
+      <w:r>
+        <w:rPr>
+          <w:lang w:val="en-US"/>
+        </w:rPr>
+        <w:t xml:space="preserve"> </w:t>
+      </w:r>
+      <w:proofErr w:type="spellStart"/>
+      <w:r>
+        <w:rPr>
+          <w:lang w:val="en-US"/>
+        </w:rPr>
+        <w:t>tema</w:t>
+      </w:r>
+      <w:proofErr w:type="spellEnd"/>
+      <w:r>
+        <w:rPr>
+          <w:lang w:val="en-US"/>
+        </w:rPr>
+        <w:t xml:space="preserve"> se </w:t>
+      </w:r>
+      <w:proofErr w:type="spellStart"/>
+      <w:r>
+        <w:rPr>
+          <w:lang w:val="en-US"/>
+        </w:rPr>
+        <w:t>ven</w:t>
+      </w:r>
+      <w:proofErr w:type="spellEnd"/>
+      <w:r>
+        <w:rPr>
+          <w:lang w:val="en-US"/>
+        </w:rPr>
+        <w:t xml:space="preserve"> los </w:t>
+      </w:r>
+      <w:proofErr w:type="spellStart"/>
+      <w:r>
+        <w:rPr>
+          <w:lang w:val="en-US"/>
+        </w:rPr>
+        <w:t>tipos</w:t>
+      </w:r>
+      <w:proofErr w:type="spellEnd"/>
+      <w:r>
+        <w:rPr>
+          <w:lang w:val="en-US"/>
+        </w:rPr>
+        <w:t xml:space="preserve"> de </w:t>
+      </w:r>
+      <w:proofErr w:type="spellStart"/>
+      <w:r>
+        <w:rPr>
+          <w:lang w:val="en-US"/>
+        </w:rPr>
+        <w:t>relaciones</w:t>
+      </w:r>
+      <w:proofErr w:type="spellEnd"/>
+      <w:r>
+        <w:rPr>
+          <w:lang w:val="en-US"/>
+        </w:rPr>
+        <w:t xml:space="preserve"> entre </w:t>
+      </w:r>
+      <w:proofErr w:type="spellStart"/>
+      <w:r>
+        <w:rPr>
+          <w:lang w:val="en-US"/>
+        </w:rPr>
+        <w:t>tablas</w:t>
+      </w:r>
+      <w:proofErr w:type="spellEnd"/>
+      <w:r>
+        <w:rPr>
+          <w:lang w:val="en-US"/>
+        </w:rPr>
+        <w:t xml:space="preserve"> de una base de </w:t>
+      </w:r>
+      <w:proofErr w:type="spellStart"/>
+      <w:r>
+        <w:rPr>
+          <w:lang w:val="en-US"/>
+        </w:rPr>
+        <w:t>datos</w:t>
+      </w:r>
+      <w:proofErr w:type="spellEnd"/>
+    </w:p>
+    <w:p>
+      <w:pPr>
+        <w:rPr>
+          <w:lang w:val="en-US"/>
+        </w:rPr>
+      </w:pPr>
+    </w:p>
+    <w:p>
+      <w:pPr>
+        <w:pStyle w:val="Ttulo2"/>
+        <w:rPr>
+          <w:lang w:val="en-US"/>
+        </w:rPr>
+      </w:pPr>
+      <w:proofErr w:type="spellStart"/>
+      <w:r>
+        <w:rPr>
+          <w:lang w:val="en-US"/>
+        </w:rPr>
+        <w:t>Definiciones</w:t>
+      </w:r>
+      <w:proofErr w:type="spellEnd"/>
+      <w:r>
+        <w:rPr>
+          <w:lang w:val="en-US"/>
+        </w:rPr>
+        <w:t xml:space="preserve"> </w:t>
+      </w:r>
+    </w:p>
+    <w:p>
+      <w:pPr>
+        <w:rPr>
+          <w:lang w:val="en-US"/>
+        </w:rPr>
+      </w:pPr>
+      <w:proofErr w:type="spellStart"/>
+      <w:r>
+        <w:rPr>
+          <w:b/>
+          <w:bCs/>
+          <w:lang w:val="en-US"/>
+        </w:rPr>
+        <w:t>Relacion</w:t>
+      </w:r>
+      <w:proofErr w:type="spellEnd"/>
+      <w:r>
+        <w:rPr>
+          <w:b/>
+          <w:bCs/>
+          <w:lang w:val="en-US"/>
+        </w:rPr>
+        <w:t xml:space="preserve"> </w:t>
+      </w:r>
+      <w:proofErr w:type="spellStart"/>
+      <w:r>
+        <w:rPr>
+          <w:b/>
+          <w:bCs/>
+          <w:lang w:val="en-US"/>
+        </w:rPr>
+        <w:t>en</w:t>
+      </w:r>
+      <w:proofErr w:type="spellEnd"/>
+      <w:r>
+        <w:rPr>
+          <w:b/>
+          <w:bCs/>
+          <w:lang w:val="en-US"/>
+        </w:rPr>
+        <w:t xml:space="preserve"> base de </w:t>
+      </w:r>
+      <w:proofErr w:type="spellStart"/>
+      <w:r>
+        <w:rPr>
+          <w:b/>
+          <w:bCs/>
+          <w:lang w:val="en-US"/>
+        </w:rPr>
+        <w:t>datos</w:t>
+      </w:r>
+      <w:proofErr w:type="spellEnd"/>
+      <w:r>
+        <w:rPr>
+          <w:b/>
+          <w:bCs/>
+          <w:lang w:val="en-US"/>
+        </w:rPr>
+        <w:t xml:space="preserve">: </w:t>
+      </w:r>
+      <w:r>
+        <w:rPr>
+          <w:lang w:val="en-US"/>
+        </w:rPr>
+        <w:t xml:space="preserve">una </w:t>
+      </w:r>
+      <w:proofErr w:type="spellStart"/>
+      <w:r>
+        <w:rPr>
+          <w:lang w:val="en-US"/>
+        </w:rPr>
+        <w:t>relacion</w:t>
+      </w:r>
+      <w:proofErr w:type="spellEnd"/>
+      <w:r>
+        <w:rPr>
+          <w:lang w:val="en-US"/>
+        </w:rPr>
+        <w:t xml:space="preserve"> entre </w:t>
+      </w:r>
+      <w:proofErr w:type="spellStart"/>
+      <w:r>
+        <w:rPr>
+          <w:lang w:val="en-US"/>
+        </w:rPr>
+        <w:t>tablas</w:t>
+      </w:r>
+      <w:proofErr w:type="spellEnd"/>
+      <w:r>
+        <w:rPr>
+          <w:lang w:val="en-US"/>
+        </w:rPr>
+        <w:t xml:space="preserve"> es la forma </w:t>
+      </w:r>
+      <w:proofErr w:type="spellStart"/>
+      <w:r>
+        <w:rPr>
+          <w:lang w:val="en-US"/>
+        </w:rPr>
+        <w:t>en</w:t>
+      </w:r>
+      <w:proofErr w:type="spellEnd"/>
+      <w:r>
+        <w:rPr>
+          <w:lang w:val="en-US"/>
+        </w:rPr>
+        <w:t xml:space="preserve"> </w:t>
+      </w:r>
+      <w:proofErr w:type="spellStart"/>
+      <w:r>
+        <w:rPr>
+          <w:lang w:val="en-US"/>
+        </w:rPr>
+        <w:t>como</w:t>
+      </w:r>
+      <w:proofErr w:type="spellEnd"/>
+      <w:r>
+        <w:rPr>
+          <w:lang w:val="en-US"/>
+        </w:rPr>
+        <w:t xml:space="preserve"> </w:t>
+      </w:r>
+      <w:proofErr w:type="spellStart"/>
+      <w:r>
+        <w:rPr>
+          <w:lang w:val="en-US"/>
+        </w:rPr>
+        <w:t>estan</w:t>
+      </w:r>
+      <w:proofErr w:type="spellEnd"/>
+      <w:r>
+        <w:rPr>
+          <w:lang w:val="en-US"/>
+        </w:rPr>
+        <w:t xml:space="preserve"> </w:t>
+      </w:r>
+      <w:proofErr w:type="spellStart"/>
+      <w:r>
+        <w:rPr>
+          <w:lang w:val="en-US"/>
+        </w:rPr>
+        <w:t>enlazados</w:t>
+      </w:r>
+      <w:proofErr w:type="spellEnd"/>
+      <w:r>
+        <w:rPr>
+          <w:lang w:val="en-US"/>
+        </w:rPr>
+        <w:t xml:space="preserve"> los </w:t>
+      </w:r>
+      <w:proofErr w:type="spellStart"/>
+      <w:r>
+        <w:rPr>
+          <w:lang w:val="en-US"/>
+        </w:rPr>
+        <w:t>datos</w:t>
+      </w:r>
+      <w:proofErr w:type="spellEnd"/>
+      <w:r>
+        <w:rPr>
+          <w:lang w:val="en-US"/>
+        </w:rPr>
+        <w:t xml:space="preserve"> entre dos o mas </w:t>
+      </w:r>
+      <w:proofErr w:type="spellStart"/>
+      <w:r>
+        <w:rPr>
+          <w:lang w:val="en-US"/>
+        </w:rPr>
+        <w:t>tablas</w:t>
+      </w:r>
+      <w:proofErr w:type="spellEnd"/>
+      <w:r>
+        <w:rPr>
+          <w:lang w:val="en-US"/>
+        </w:rPr>
+        <w:t xml:space="preserve"> </w:t>
+      </w:r>
+    </w:p>
+    <w:p>
+      <w:pPr>
+        <w:pStyle w:val="Prrafodelista"/>
+        <w:numPr>
+          <w:ilvl w:val="0"/>
+          <w:numId w:val="6"/>
+        </w:numPr>
+        <w:rPr>
+          <w:lang w:val="en-US"/>
+        </w:rPr>
+      </w:pPr>
+      <w:proofErr w:type="spellStart"/>
+      <w:r>
+        <w:rPr>
+          <w:b/>
+          <w:bCs/>
+          <w:lang w:val="en-US"/>
+        </w:rPr>
+        <w:t>Relacion</w:t>
+      </w:r>
+      <w:proofErr w:type="spellEnd"/>
+      <w:r>
+        <w:rPr>
+          <w:b/>
+          <w:bCs/>
+          <w:lang w:val="en-US"/>
+        </w:rPr>
+        <w:t xml:space="preserve"> 1 a </w:t>
+      </w:r>
+      <w:proofErr w:type="spellStart"/>
+      <w:r>
+        <w:rPr>
+          <w:b/>
+          <w:bCs/>
+          <w:lang w:val="en-US"/>
+        </w:rPr>
+        <w:t>varios</w:t>
+      </w:r>
+      <w:proofErr w:type="spellEnd"/>
+      <w:r>
+        <w:rPr>
+          <w:b/>
+          <w:bCs/>
+          <w:lang w:val="en-US"/>
+        </w:rPr>
+        <w:t xml:space="preserve">: </w:t>
+      </w:r>
+      <w:r>
+        <w:rPr>
+          <w:lang w:val="en-US"/>
+        </w:rPr>
+        <w:t xml:space="preserve">es </w:t>
+      </w:r>
+      <w:proofErr w:type="spellStart"/>
+      <w:r>
+        <w:rPr>
+          <w:lang w:val="en-US"/>
+        </w:rPr>
+        <w:t>cuando</w:t>
+      </w:r>
+      <w:proofErr w:type="spellEnd"/>
+      <w:r>
+        <w:rPr>
+          <w:lang w:val="en-US"/>
+        </w:rPr>
+        <w:t xml:space="preserve"> </w:t>
+      </w:r>
+      <w:proofErr w:type="spellStart"/>
+      <w:r>
+        <w:rPr>
+          <w:lang w:val="en-US"/>
+        </w:rPr>
+        <w:t>en</w:t>
+      </w:r>
+      <w:proofErr w:type="spellEnd"/>
+      <w:r>
+        <w:rPr>
+          <w:lang w:val="en-US"/>
+        </w:rPr>
+        <w:t xml:space="preserve"> una table solo </w:t>
+      </w:r>
+      <w:proofErr w:type="spellStart"/>
+      <w:r>
+        <w:rPr>
+          <w:lang w:val="en-US"/>
+        </w:rPr>
+        <w:t>puede</w:t>
+      </w:r>
+      <w:proofErr w:type="spellEnd"/>
+      <w:r>
+        <w:rPr>
+          <w:lang w:val="en-US"/>
+        </w:rPr>
+        <w:t xml:space="preserve"> </w:t>
+      </w:r>
+      <w:proofErr w:type="spellStart"/>
+      <w:r>
+        <w:rPr>
+          <w:lang w:val="en-US"/>
+        </w:rPr>
+        <w:t>existi</w:t>
+      </w:r>
+      <w:proofErr w:type="spellEnd"/>
+      <w:r>
+        <w:rPr>
+          <w:lang w:val="en-US"/>
+        </w:rPr>
+        <w:t xml:space="preserve"> un </w:t>
+      </w:r>
+      <w:proofErr w:type="spellStart"/>
+      <w:proofErr w:type="gramStart"/>
+      <w:r>
+        <w:rPr>
+          <w:lang w:val="en-US"/>
+        </w:rPr>
+        <w:t>registro</w:t>
+      </w:r>
+      <w:proofErr w:type="spellEnd"/>
+      <w:r>
+        <w:rPr>
+          <w:lang w:val="en-US"/>
+        </w:rPr>
+        <w:t xml:space="preserve"> ,</w:t>
+      </w:r>
+      <w:proofErr w:type="gramEnd"/>
+      <w:r>
+        <w:rPr>
+          <w:lang w:val="en-US"/>
+        </w:rPr>
+        <w:t xml:space="preserve"> y </w:t>
+      </w:r>
+      <w:proofErr w:type="spellStart"/>
+      <w:r>
+        <w:rPr>
+          <w:lang w:val="en-US"/>
+        </w:rPr>
+        <w:t>en</w:t>
+      </w:r>
+      <w:proofErr w:type="spellEnd"/>
+      <w:r>
+        <w:rPr>
+          <w:lang w:val="en-US"/>
+        </w:rPr>
+        <w:t xml:space="preserve"> </w:t>
+      </w:r>
+      <w:proofErr w:type="spellStart"/>
+      <w:r>
+        <w:rPr>
+          <w:lang w:val="en-US"/>
+        </w:rPr>
+        <w:t>laas</w:t>
+      </w:r>
+      <w:proofErr w:type="spellEnd"/>
+      <w:r>
+        <w:rPr>
+          <w:lang w:val="en-US"/>
+        </w:rPr>
+        <w:t xml:space="preserve"> </w:t>
+      </w:r>
+      <w:proofErr w:type="spellStart"/>
+      <w:r>
+        <w:rPr>
+          <w:lang w:val="en-US"/>
+        </w:rPr>
+        <w:t>otras</w:t>
+      </w:r>
+      <w:proofErr w:type="spellEnd"/>
+      <w:r>
+        <w:rPr>
+          <w:lang w:val="en-US"/>
+        </w:rPr>
+        <w:t xml:space="preserve"> </w:t>
+      </w:r>
+      <w:proofErr w:type="spellStart"/>
+      <w:r>
+        <w:rPr>
+          <w:lang w:val="en-US"/>
+        </w:rPr>
+        <w:t>muchas</w:t>
+      </w:r>
+      <w:proofErr w:type="spellEnd"/>
+      <w:r>
+        <w:rPr>
+          <w:lang w:val="en-US"/>
+        </w:rPr>
+        <w:t xml:space="preserve"> </w:t>
+      </w:r>
+      <w:proofErr w:type="spellStart"/>
+      <w:r>
+        <w:rPr>
+          <w:lang w:val="en-US"/>
+        </w:rPr>
+        <w:t>instancias</w:t>
+      </w:r>
+      <w:proofErr w:type="spellEnd"/>
+      <w:r>
+        <w:rPr>
+          <w:lang w:val="en-US"/>
+        </w:rPr>
+        <w:t xml:space="preserve"> del </w:t>
+      </w:r>
+      <w:proofErr w:type="spellStart"/>
+      <w:r>
+        <w:rPr>
+          <w:lang w:val="en-US"/>
+        </w:rPr>
+        <w:t>mismo</w:t>
+      </w:r>
+      <w:proofErr w:type="spellEnd"/>
+      <w:r>
+        <w:rPr>
+          <w:lang w:val="en-US"/>
+        </w:rPr>
+        <w:t>.</w:t>
+      </w:r>
+    </w:p>
+    <w:p>
+      <w:pPr>
+        <w:pStyle w:val="Prrafodelista"/>
+        <w:numPr>
+          <w:ilvl w:val="0"/>
+          <w:numId w:val="6"/>
+        </w:numPr>
+        <w:rPr>
+          <w:lang w:val="en-US"/>
+        </w:rPr>
+      </w:pPr>
+      <w:proofErr w:type="spellStart"/>
+      <w:r>
+        <w:rPr>
+          <w:b/>
+          <w:bCs/>
+          <w:lang w:val="en-US"/>
+        </w:rPr>
+        <w:t>Relacion</w:t>
+      </w:r>
+      <w:proofErr w:type="spellEnd"/>
+      <w:r>
+        <w:rPr>
+          <w:b/>
+          <w:bCs/>
+          <w:lang w:val="en-US"/>
+        </w:rPr>
+        <w:t xml:space="preserve"> 1 a 1: </w:t>
+      </w:r>
+      <w:r>
+        <w:rPr>
+          <w:lang w:val="en-US"/>
+        </w:rPr>
+        <w:t xml:space="preserve">es </w:t>
+      </w:r>
+      <w:proofErr w:type="spellStart"/>
+      <w:r>
+        <w:rPr>
+          <w:lang w:val="en-US"/>
+        </w:rPr>
+        <w:t>cuando</w:t>
+      </w:r>
+      <w:proofErr w:type="spellEnd"/>
+      <w:r>
+        <w:rPr>
+          <w:lang w:val="en-US"/>
+        </w:rPr>
+        <w:t xml:space="preserve"> </w:t>
+      </w:r>
+      <w:proofErr w:type="spellStart"/>
+      <w:r>
+        <w:rPr>
+          <w:lang w:val="en-US"/>
+        </w:rPr>
+        <w:t>en</w:t>
+      </w:r>
+      <w:proofErr w:type="spellEnd"/>
+      <w:r>
+        <w:rPr>
+          <w:lang w:val="en-US"/>
+        </w:rPr>
+        <w:t xml:space="preserve"> ambas </w:t>
+      </w:r>
+      <w:proofErr w:type="spellStart"/>
+      <w:r>
+        <w:rPr>
+          <w:lang w:val="en-US"/>
+        </w:rPr>
+        <w:t>tablas</w:t>
+      </w:r>
+      <w:proofErr w:type="spellEnd"/>
+      <w:r>
+        <w:rPr>
+          <w:lang w:val="en-US"/>
+        </w:rPr>
+        <w:t xml:space="preserve"> solo hay un </w:t>
+      </w:r>
+      <w:proofErr w:type="spellStart"/>
+      <w:r>
+        <w:rPr>
+          <w:lang w:val="en-US"/>
+        </w:rPr>
+        <w:t>reqisito</w:t>
+      </w:r>
+      <w:proofErr w:type="spellEnd"/>
+    </w:p>
+    <w:p>
+      <w:pPr>
+        <w:pStyle w:val="Prrafodelista"/>
+        <w:numPr>
+          <w:ilvl w:val="0"/>
+          <w:numId w:val="6"/>
+        </w:numPr>
+        <w:rPr>
+          <w:lang w:val="en-US"/>
+        </w:rPr>
+      </w:pPr>
+      <w:proofErr w:type="spellStart"/>
+      <w:r>
+        <w:rPr>
+          <w:b/>
+          <w:bCs/>
+          <w:lang w:val="en-US"/>
+        </w:rPr>
+        <w:t>Relacion</w:t>
+      </w:r>
+      <w:proofErr w:type="spellEnd"/>
+      <w:r>
+        <w:rPr>
+          <w:b/>
+          <w:bCs/>
+          <w:lang w:val="en-US"/>
+        </w:rPr>
+        <w:t xml:space="preserve"> a </w:t>
+      </w:r>
+      <w:proofErr w:type="spellStart"/>
+      <w:r>
+        <w:rPr>
+          <w:b/>
+          <w:bCs/>
+          <w:lang w:val="en-US"/>
+        </w:rPr>
+        <w:t>varios</w:t>
+      </w:r>
+      <w:proofErr w:type="spellEnd"/>
+      <w:r>
+        <w:rPr>
+          <w:b/>
+          <w:bCs/>
+          <w:lang w:val="en-US"/>
+        </w:rPr>
+        <w:t xml:space="preserve"> a </w:t>
+      </w:r>
+      <w:proofErr w:type="spellStart"/>
+      <w:proofErr w:type="gramStart"/>
+      <w:r>
+        <w:rPr>
+          <w:b/>
+          <w:bCs/>
+          <w:lang w:val="en-US"/>
+        </w:rPr>
+        <w:t>varios</w:t>
+      </w:r>
+      <w:proofErr w:type="spellEnd"/>
+      <w:r>
+        <w:rPr>
+          <w:b/>
+          <w:bCs/>
+          <w:lang w:val="en-US"/>
+        </w:rPr>
+        <w:t xml:space="preserve"> :</w:t>
+      </w:r>
+      <w:proofErr w:type="gramEnd"/>
+      <w:r>
+        <w:rPr>
+          <w:lang w:val="en-US"/>
+        </w:rPr>
+        <w:t xml:space="preserve"> es </w:t>
+      </w:r>
+      <w:proofErr w:type="spellStart"/>
+      <w:r>
+        <w:rPr>
+          <w:lang w:val="en-US"/>
+        </w:rPr>
+        <w:t>cuan</w:t>
+      </w:r>
+      <w:r>
+        <w:rPr>
+          <w:lang w:val="en-US"/>
+        </w:rPr>
+        <w:t>d</w:t>
+      </w:r>
+      <w:r>
+        <w:rPr>
+          <w:lang w:val="en-US"/>
+        </w:rPr>
+        <w:t>o</w:t>
+      </w:r>
+      <w:proofErr w:type="spellEnd"/>
+      <w:r>
+        <w:rPr>
+          <w:lang w:val="en-US"/>
+        </w:rPr>
+        <w:t xml:space="preserve"> </w:t>
+      </w:r>
+      <w:proofErr w:type="spellStart"/>
+      <w:r>
+        <w:rPr>
+          <w:lang w:val="en-US"/>
+        </w:rPr>
+        <w:t>en</w:t>
+      </w:r>
+      <w:proofErr w:type="spellEnd"/>
+      <w:r>
+        <w:rPr>
+          <w:lang w:val="en-US"/>
+        </w:rPr>
+        <w:t xml:space="preserve"> ambas </w:t>
+      </w:r>
+      <w:proofErr w:type="spellStart"/>
+      <w:r>
+        <w:rPr>
+          <w:lang w:val="en-US"/>
+        </w:rPr>
+        <w:t>tablas</w:t>
+      </w:r>
+      <w:proofErr w:type="spellEnd"/>
+      <w:r>
+        <w:rPr>
+          <w:lang w:val="en-US"/>
+        </w:rPr>
+        <w:t xml:space="preserve"> </w:t>
+      </w:r>
+      <w:r>
+        <w:rPr>
+          <w:lang w:val="en-US"/>
+        </w:rPr>
+        <w:t xml:space="preserve">hay </w:t>
+      </w:r>
+      <w:proofErr w:type="spellStart"/>
+      <w:r>
+        <w:rPr>
+          <w:lang w:val="en-US"/>
+        </w:rPr>
+        <w:t>muchas</w:t>
+      </w:r>
+      <w:proofErr w:type="spellEnd"/>
+      <w:r>
+        <w:rPr>
+          <w:lang w:val="en-US"/>
+        </w:rPr>
+        <w:t xml:space="preserve"> </w:t>
+      </w:r>
+      <w:proofErr w:type="spellStart"/>
+      <w:r>
+        <w:rPr>
+          <w:lang w:val="en-US"/>
+        </w:rPr>
+        <w:t>instancias</w:t>
+      </w:r>
+      <w:proofErr w:type="spellEnd"/>
+      <w:r>
+        <w:rPr>
+          <w:lang w:val="en-US"/>
+        </w:rPr>
+        <w:t xml:space="preserve"> de </w:t>
+      </w:r>
+      <w:proofErr w:type="spellStart"/>
+      <w:r>
+        <w:rPr>
+          <w:lang w:val="en-US"/>
+        </w:rPr>
+        <w:t>registros</w:t>
+      </w:r>
+      <w:proofErr w:type="spellEnd"/>
+      <w:r>
+        <w:rPr>
+          <w:lang w:val="en-US"/>
+        </w:rPr>
+        <w:t>.</w:t>
+      </w:r>
+    </w:p>
+    <w:p>
+      <w:pPr>
+        <w:rPr>
+          <w:lang w:val="en-US"/>
+        </w:rPr>
+      </w:pPr>
+    </w:p>
+    <w:p>
+      <w:r>
+        <w:rPr>
+          <w:lang w:val="en-US"/>
+        </w:rPr>
+        <w:t xml:space="preserve">Este software </w:t>
+      </w:r>
+      <w:proofErr w:type="spellStart"/>
+      <w:r>
+        <w:rPr>
+          <w:lang w:val="en-US"/>
+        </w:rPr>
+        <w:t>maneja</w:t>
+      </w:r>
+      <w:proofErr w:type="spellEnd"/>
+      <w:r>
+        <w:rPr>
+          <w:lang w:val="en-US"/>
+        </w:rPr>
+        <w:t xml:space="preserve"> la </w:t>
+      </w:r>
+      <w:proofErr w:type="spellStart"/>
+      <w:r>
+        <w:t>relacion</w:t>
+      </w:r>
+      <w:proofErr w:type="spellEnd"/>
+      <w:r>
+        <w:rPr>
+          <w:lang w:val="en-US"/>
+        </w:rPr>
+        <w:t xml:space="preserve"> 1 a </w:t>
+      </w:r>
+      <w:proofErr w:type="spellStart"/>
+      <w:r>
+        <w:rPr>
+          <w:lang w:val="en-US"/>
+        </w:rPr>
+        <w:t>varios</w:t>
+      </w:r>
+      <w:proofErr w:type="spellEnd"/>
+      <w:r>
+        <w:rPr>
+          <w:lang w:val="en-US"/>
+        </w:rPr>
+        <w:t>.</w:t>
+      </w:r>
     </w:p>
     <w:sectPr>
       <w:headerReference w:type="even" r:id="rId10"/>
@@ -4558,7 +6074,7 @@
 </file>
 
 <file path=word/endnotes.xml><?xml version="1.0" encoding="utf-8"?>
-<w:endnotes xmlns:wpc="http://schemas.microsoft.com/office/word/2010/wordprocessingCanvas" xmlns:cx="http://schemas.microsoft.com/office/drawing/2014/chartex" xmlns:cx1="http://schemas.microsoft.com/office/drawing/2015/9/8/chartex" xmlns:cx2="http://schemas.microsoft.com/office/drawing/2015/10/21/chartex" xmlns:cx3="http://schemas.microsoft.com/office/drawing/2016/5/9/chartex" xmlns:cx4="http://schemas.microsoft.com/office/drawing/2016/5/10/chartex" xmlns:cx5="http://schemas.microsoft.com/office/drawing/2016/5/11/chartex" xmlns:cx6="http://schemas.microsoft.com/office/drawing/2016/5/12/chartex" xmlns:cx7="http://schemas.microsoft.com/office/drawing/2016/5/13/chartex" xmlns:cx8="http://schemas.microsoft.com/office/drawing/2016/5/14/chartex" xmlns:mc="http://schemas.openxmlformats.org/markup-compatibility/2006" xmlns:aink="http://schemas.microsoft.com/office/drawing/2016/ink" xmlns:am3d="http://schemas.microsoft.com/office/drawing/2017/model3d" xmlns:o="urn:schemas-microsoft-com:office:office" xmlns:oel="http://schemas.microsoft.com/office/2019/extlst" xmlns:r="http://schemas.openxmlformats.org/officeDocument/2006/relationships" xmlns:m="http://schemas.openxmlformats.org/officeDocument/2006/math" xmlns:v="urn:schemas-microsoft-com:vml" xmlns:wp14="http://schemas.microsoft.com/office/word/2010/wordprocessingDrawing" xmlns:wp="http://schemas.openxmlformats.org/drawingml/2006/wordprocessingDrawing" xmlns:w10="urn:schemas-microsoft-com:office:word" xmlns:w="http://schemas.openxmlformats.org/wordprocessingml/2006/main" xmlns:w14="http://schemas.microsoft.com/office/word/2010/wordml" xmlns:w15="http://schemas.microsoft.com/office/word/2012/wordml" xmlns:w16cex="http://schemas.microsoft.com/office/word/2018/wordml/cex" xmlns:w16cid="http://schemas.microsoft.com/office/word/2016/wordml/cid" xmlns:w16="http://schemas.microsoft.com/office/word/2018/wordml" xmlns:w16du="http://schemas.microsoft.com/office/word/2023/wordml/word16du" xmlns:w16sdtdh="http://schemas.microsoft.com/office/word/2020/wordml/sdtdatahash" xmlns:w16sdtfl="http://schemas.microsoft.com/office/word/2024/wordml/sdtformatlock" xmlns:w16se="http://schemas.microsoft.com/office/word/2015/wordml/symex" xmlns:wpg="http://schemas.microsoft.com/office/word/2010/wordprocessingGroup" xmlns:wpi="http://schemas.microsoft.com/office/word/2010/wordprocessingInk" xmlns:wne="http://schemas.microsoft.com/office/word/2006/wordml" xmlns:wps="http://schemas.microsoft.com/office/word/2010/wordprocessingShape" mc:Ignorable="w14 w15 w16se w16cid w16 w16cex w16sdtdh w16sdtfl w16du wp14">
+<w:endnotes xmlns:wpc="http://schemas.microsoft.com/office/word/2010/wordprocessingCanvas" xmlns:cx="http://schemas.microsoft.com/office/drawing/2014/chartex" xmlns:cx1="http://schemas.microsoft.com/office/drawing/2015/9/8/chartex" xmlns:cx2="http://schemas.microsoft.com/office/drawing/2015/10/21/chartex" xmlns:cx3="http://schemas.microsoft.com/office/drawing/2016/5/9/chartex" xmlns:cx4="http://schemas.microsoft.com/office/drawing/2016/5/10/chartex" xmlns:cx5="http://schemas.microsoft.com/office/drawing/2016/5/11/chartex" xmlns:cx6="http://schemas.microsoft.com/office/drawing/2016/5/12/chartex" xmlns:cx7="http://schemas.microsoft.com/office/drawing/2016/5/13/chartex" xmlns:cx8="http://schemas.microsoft.com/office/drawing/2016/5/14/chartex" xmlns:mc="http://schemas.openxmlformats.org/markup-compatibility/2006" xmlns:aink="http://schemas.microsoft.com/office/drawing/2016/ink" xmlns:am3d="http://schemas.microsoft.com/office/drawing/2017/model3d" xmlns:o="urn:schemas-microsoft-com:office:office" xmlns:r="http://schemas.openxmlformats.org/officeDocument/2006/relationships" xmlns:m="http://schemas.openxmlformats.org/officeDocument/2006/math" xmlns:v="urn:schemas-microsoft-com:vml" xmlns:wp14="http://schemas.microsoft.com/office/word/2010/wordprocessingDrawing" xmlns:wp="http://schemas.openxmlformats.org/drawingml/2006/wordprocessingDrawing" xmlns:w10="urn:schemas-microsoft-com:office:word" xmlns:w="http://schemas.openxmlformats.org/wordprocessingml/2006/main" xmlns:w14="http://schemas.microsoft.com/office/word/2010/wordml" xmlns:w15="http://schemas.microsoft.com/office/word/2012/wordml" xmlns:w16cex="http://schemas.microsoft.com/office/word/2018/wordml/cex" xmlns:w16cid="http://schemas.microsoft.com/office/word/2016/wordml/cid" xmlns:w16="http://schemas.microsoft.com/office/word/2018/wordml" xmlns:w16sdtdh="http://schemas.microsoft.com/office/word/2020/wordml/sdtdatahash" xmlns:w16se="http://schemas.microsoft.com/office/word/2015/wordml/symex" xmlns:wpg="http://schemas.microsoft.com/office/word/2010/wordprocessingGroup" xmlns:wpi="http://schemas.microsoft.com/office/word/2010/wordprocessingInk" xmlns:wne="http://schemas.microsoft.com/office/word/2006/wordml" xmlns:wps="http://schemas.microsoft.com/office/word/2010/wordprocessingShape" mc:Ignorable="w14 w15 w16se w16cid w16 w16cex w16sdtdh wp14">
   <w:endnote w:type="separator" w:id="-1">
     <w:p>
       <w:pPr>
@@ -4583,7 +6099,7 @@
 </file>
 
 <file path=word/footer1.xml><?xml version="1.0" encoding="utf-8"?>
-<w:ftr xmlns:wpc="http://schemas.microsoft.com/office/word/2010/wordprocessingCanvas" xmlns:cx="http://schemas.microsoft.com/office/drawing/2014/chartex" xmlns:cx1="http://schemas.microsoft.com/office/drawing/2015/9/8/chartex" xmlns:cx2="http://schemas.microsoft.com/office/drawing/2015/10/21/chartex" xmlns:cx3="http://schemas.microsoft.com/office/drawing/2016/5/9/chartex" xmlns:cx4="http://schemas.microsoft.com/office/drawing/2016/5/10/chartex" xmlns:cx5="http://schemas.microsoft.com/office/drawing/2016/5/11/chartex" xmlns:cx6="http://schemas.microsoft.com/office/drawing/2016/5/12/chartex" xmlns:cx7="http://schemas.microsoft.com/office/drawing/2016/5/13/chartex" xmlns:cx8="http://schemas.microsoft.com/office/drawing/2016/5/14/chartex" xmlns:mc="http://schemas.openxmlformats.org/markup-compatibility/2006" xmlns:aink="http://schemas.microsoft.com/office/drawing/2016/ink" xmlns:am3d="http://schemas.microsoft.com/office/drawing/2017/model3d" xmlns:o="urn:schemas-microsoft-com:office:office" xmlns:oel="http://schemas.microsoft.com/office/2019/extlst" xmlns:r="http://schemas.openxmlformats.org/officeDocument/2006/relationships" xmlns:m="http://schemas.openxmlformats.org/officeDocument/2006/math" xmlns:v="urn:schemas-microsoft-com:vml" xmlns:wp14="http://schemas.microsoft.com/office/word/2010/wordprocessingDrawing" xmlns:wp="http://schemas.openxmlformats.org/drawingml/2006/wordprocessingDrawing" xmlns:w10="urn:schemas-microsoft-com:office:word" xmlns:w="http://schemas.openxmlformats.org/wordprocessingml/2006/main" xmlns:w14="http://schemas.microsoft.com/office/word/2010/wordml" xmlns:w15="http://schemas.microsoft.com/office/word/2012/wordml" xmlns:w16cex="http://schemas.microsoft.com/office/word/2018/wordml/cex" xmlns:w16cid="http://schemas.microsoft.com/office/word/2016/wordml/cid" xmlns:w16="http://schemas.microsoft.com/office/word/2018/wordml" xmlns:w16du="http://schemas.microsoft.com/office/word/2023/wordml/word16du" xmlns:w16sdtdh="http://schemas.microsoft.com/office/word/2020/wordml/sdtdatahash" xmlns:w16sdtfl="http://schemas.microsoft.com/office/word/2024/wordml/sdtformatlock" xmlns:w16se="http://schemas.microsoft.com/office/word/2015/wordml/symex" xmlns:wpg="http://schemas.microsoft.com/office/word/2010/wordprocessingGroup" xmlns:wpi="http://schemas.microsoft.com/office/word/2010/wordprocessingInk" xmlns:wne="http://schemas.microsoft.com/office/word/2006/wordml" xmlns:wps="http://schemas.microsoft.com/office/word/2010/wordprocessingShape" mc:Ignorable="w14 w15 w16se w16cid w16 w16cex w16sdtdh w16sdtfl w16du wp14">
+<w:ftr xmlns:wpc="http://schemas.microsoft.com/office/word/2010/wordprocessingCanvas" xmlns:cx="http://schemas.microsoft.com/office/drawing/2014/chartex" xmlns:cx1="http://schemas.microsoft.com/office/drawing/2015/9/8/chartex" xmlns:cx2="http://schemas.microsoft.com/office/drawing/2015/10/21/chartex" xmlns:cx3="http://schemas.microsoft.com/office/drawing/2016/5/9/chartex" xmlns:cx4="http://schemas.microsoft.com/office/drawing/2016/5/10/chartex" xmlns:cx5="http://schemas.microsoft.com/office/drawing/2016/5/11/chartex" xmlns:cx6="http://schemas.microsoft.com/office/drawing/2016/5/12/chartex" xmlns:cx7="http://schemas.microsoft.com/office/drawing/2016/5/13/chartex" xmlns:cx8="http://schemas.microsoft.com/office/drawing/2016/5/14/chartex" xmlns:mc="http://schemas.openxmlformats.org/markup-compatibility/2006" xmlns:aink="http://schemas.microsoft.com/office/drawing/2016/ink" xmlns:am3d="http://schemas.microsoft.com/office/drawing/2017/model3d" xmlns:o="urn:schemas-microsoft-com:office:office" xmlns:r="http://schemas.openxmlformats.org/officeDocument/2006/relationships" xmlns:m="http://schemas.openxmlformats.org/officeDocument/2006/math" xmlns:v="urn:schemas-microsoft-com:vml" xmlns:wp14="http://schemas.microsoft.com/office/word/2010/wordprocessingDrawing" xmlns:wp="http://schemas.openxmlformats.org/drawingml/2006/wordprocessingDrawing" xmlns:w10="urn:schemas-microsoft-com:office:word" xmlns:w="http://schemas.openxmlformats.org/wordprocessingml/2006/main" xmlns:w14="http://schemas.microsoft.com/office/word/2010/wordml" xmlns:w15="http://schemas.microsoft.com/office/word/2012/wordml" xmlns:w16cex="http://schemas.microsoft.com/office/word/2018/wordml/cex" xmlns:w16cid="http://schemas.microsoft.com/office/word/2016/wordml/cid" xmlns:w16="http://schemas.microsoft.com/office/word/2018/wordml" xmlns:w16sdtdh="http://schemas.microsoft.com/office/word/2020/wordml/sdtdatahash" xmlns:w16se="http://schemas.microsoft.com/office/word/2015/wordml/symex" xmlns:wpg="http://schemas.microsoft.com/office/word/2010/wordprocessingGroup" xmlns:wpi="http://schemas.microsoft.com/office/word/2010/wordprocessingInk" xmlns:wne="http://schemas.microsoft.com/office/word/2006/wordml" xmlns:wps="http://schemas.microsoft.com/office/word/2010/wordprocessingShape" mc:Ignorable="w14 w15 w16se w16cid w16 w16cex w16sdtdh wp14">
   <w:p>
     <w:pPr>
       <w:pStyle w:val="Piedepgina"/>
@@ -4593,7 +6109,7 @@
 </file>
 
 <file path=word/footer2.xml><?xml version="1.0" encoding="utf-8"?>
-<w:ftr xmlns:wpc="http://schemas.microsoft.com/office/word/2010/wordprocessingCanvas" xmlns:cx="http://schemas.microsoft.com/office/drawing/2014/chartex" xmlns:cx1="http://schemas.microsoft.com/office/drawing/2015/9/8/chartex" xmlns:cx2="http://schemas.microsoft.com/office/drawing/2015/10/21/chartex" xmlns:cx3="http://schemas.microsoft.com/office/drawing/2016/5/9/chartex" xmlns:cx4="http://schemas.microsoft.com/office/drawing/2016/5/10/chartex" xmlns:cx5="http://schemas.microsoft.com/office/drawing/2016/5/11/chartex" xmlns:cx6="http://schemas.microsoft.com/office/drawing/2016/5/12/chartex" xmlns:cx7="http://schemas.microsoft.com/office/drawing/2016/5/13/chartex" xmlns:cx8="http://schemas.microsoft.com/office/drawing/2016/5/14/chartex" xmlns:mc="http://schemas.openxmlformats.org/markup-compatibility/2006" xmlns:aink="http://schemas.microsoft.com/office/drawing/2016/ink" xmlns:am3d="http://schemas.microsoft.com/office/drawing/2017/model3d" xmlns:o="urn:schemas-microsoft-com:office:office" xmlns:oel="http://schemas.microsoft.com/office/2019/extlst" xmlns:r="http://schemas.openxmlformats.org/officeDocument/2006/relationships" xmlns:m="http://schemas.openxmlformats.org/officeDocument/2006/math" xmlns:v="urn:schemas-microsoft-com:vml" xmlns:wp14="http://schemas.microsoft.com/office/word/2010/wordprocessingDrawing" xmlns:wp="http://schemas.openxmlformats.org/drawingml/2006/wordprocessingDrawing" xmlns:w10="urn:schemas-microsoft-com:office:word" xmlns:w="http://schemas.openxmlformats.org/wordprocessingml/2006/main" xmlns:w14="http://schemas.microsoft.com/office/word/2010/wordml" xmlns:w15="http://schemas.microsoft.com/office/word/2012/wordml" xmlns:w16cex="http://schemas.microsoft.com/office/word/2018/wordml/cex" xmlns:w16cid="http://schemas.microsoft.com/office/word/2016/wordml/cid" xmlns:w16="http://schemas.microsoft.com/office/word/2018/wordml" xmlns:w16du="http://schemas.microsoft.com/office/word/2023/wordml/word16du" xmlns:w16sdtdh="http://schemas.microsoft.com/office/word/2020/wordml/sdtdatahash" xmlns:w16sdtfl="http://schemas.microsoft.com/office/word/2024/wordml/sdtformatlock" xmlns:w16se="http://schemas.microsoft.com/office/word/2015/wordml/symex" xmlns:wpg="http://schemas.microsoft.com/office/word/2010/wordprocessingGroup" xmlns:wpi="http://schemas.microsoft.com/office/word/2010/wordprocessingInk" xmlns:wne="http://schemas.microsoft.com/office/word/2006/wordml" xmlns:wps="http://schemas.microsoft.com/office/word/2010/wordprocessingShape" mc:Ignorable="w14 w15 w16se w16cid w16 w16cex w16sdtdh w16sdtfl w16du wp14">
+<w:ftr xmlns:wpc="http://schemas.microsoft.com/office/word/2010/wordprocessingCanvas" xmlns:cx="http://schemas.microsoft.com/office/drawing/2014/chartex" xmlns:cx1="http://schemas.microsoft.com/office/drawing/2015/9/8/chartex" xmlns:cx2="http://schemas.microsoft.com/office/drawing/2015/10/21/chartex" xmlns:cx3="http://schemas.microsoft.com/office/drawing/2016/5/9/chartex" xmlns:cx4="http://schemas.microsoft.com/office/drawing/2016/5/10/chartex" xmlns:cx5="http://schemas.microsoft.com/office/drawing/2016/5/11/chartex" xmlns:cx6="http://schemas.microsoft.com/office/drawing/2016/5/12/chartex" xmlns:cx7="http://schemas.microsoft.com/office/drawing/2016/5/13/chartex" xmlns:cx8="http://schemas.microsoft.com/office/drawing/2016/5/14/chartex" xmlns:mc="http://schemas.openxmlformats.org/markup-compatibility/2006" xmlns:aink="http://schemas.microsoft.com/office/drawing/2016/ink" xmlns:am3d="http://schemas.microsoft.com/office/drawing/2017/model3d" xmlns:o="urn:schemas-microsoft-com:office:office" xmlns:r="http://schemas.openxmlformats.org/officeDocument/2006/relationships" xmlns:m="http://schemas.openxmlformats.org/officeDocument/2006/math" xmlns:v="urn:schemas-microsoft-com:vml" xmlns:wp14="http://schemas.microsoft.com/office/word/2010/wordprocessingDrawing" xmlns:wp="http://schemas.openxmlformats.org/drawingml/2006/wordprocessingDrawing" xmlns:w10="urn:schemas-microsoft-com:office:word" xmlns:w="http://schemas.openxmlformats.org/wordprocessingml/2006/main" xmlns:w14="http://schemas.microsoft.com/office/word/2010/wordml" xmlns:w15="http://schemas.microsoft.com/office/word/2012/wordml" xmlns:w16cex="http://schemas.microsoft.com/office/word/2018/wordml/cex" xmlns:w16cid="http://schemas.microsoft.com/office/word/2016/wordml/cid" xmlns:w16="http://schemas.microsoft.com/office/word/2018/wordml" xmlns:w16sdtdh="http://schemas.microsoft.com/office/word/2020/wordml/sdtdatahash" xmlns:w16se="http://schemas.microsoft.com/office/word/2015/wordml/symex" xmlns:wpg="http://schemas.microsoft.com/office/word/2010/wordprocessingGroup" xmlns:wpi="http://schemas.microsoft.com/office/word/2010/wordprocessingInk" xmlns:wne="http://schemas.microsoft.com/office/word/2006/wordml" xmlns:wps="http://schemas.microsoft.com/office/word/2010/wordprocessingShape" mc:Ignorable="w14 w15 w16se w16cid w16 w16cex w16sdtdh wp14">
   <w:tbl>
     <w:tblPr>
       <w:tblW w:w="5000" w:type="pct"/>
@@ -4716,7 +6232,7 @@
 </file>
 
 <file path=word/footer3.xml><?xml version="1.0" encoding="utf-8"?>
-<w:ftr xmlns:wpc="http://schemas.microsoft.com/office/word/2010/wordprocessingCanvas" xmlns:cx="http://schemas.microsoft.com/office/drawing/2014/chartex" xmlns:cx1="http://schemas.microsoft.com/office/drawing/2015/9/8/chartex" xmlns:cx2="http://schemas.microsoft.com/office/drawing/2015/10/21/chartex" xmlns:cx3="http://schemas.microsoft.com/office/drawing/2016/5/9/chartex" xmlns:cx4="http://schemas.microsoft.com/office/drawing/2016/5/10/chartex" xmlns:cx5="http://schemas.microsoft.com/office/drawing/2016/5/11/chartex" xmlns:cx6="http://schemas.microsoft.com/office/drawing/2016/5/12/chartex" xmlns:cx7="http://schemas.microsoft.com/office/drawing/2016/5/13/chartex" xmlns:cx8="http://schemas.microsoft.com/office/drawing/2016/5/14/chartex" xmlns:mc="http://schemas.openxmlformats.org/markup-compatibility/2006" xmlns:aink="http://schemas.microsoft.com/office/drawing/2016/ink" xmlns:am3d="http://schemas.microsoft.com/office/drawing/2017/model3d" xmlns:o="urn:schemas-microsoft-com:office:office" xmlns:oel="http://schemas.microsoft.com/office/2019/extlst" xmlns:r="http://schemas.openxmlformats.org/officeDocument/2006/relationships" xmlns:m="http://schemas.openxmlformats.org/officeDocument/2006/math" xmlns:v="urn:schemas-microsoft-com:vml" xmlns:wp14="http://schemas.microsoft.com/office/word/2010/wordprocessingDrawing" xmlns:wp="http://schemas.openxmlformats.org/drawingml/2006/wordprocessingDrawing" xmlns:w10="urn:schemas-microsoft-com:office:word" xmlns:w="http://schemas.openxmlformats.org/wordprocessingml/2006/main" xmlns:w14="http://schemas.microsoft.com/office/word/2010/wordml" xmlns:w15="http://schemas.microsoft.com/office/word/2012/wordml" xmlns:w16cex="http://schemas.microsoft.com/office/word/2018/wordml/cex" xmlns:w16cid="http://schemas.microsoft.com/office/word/2016/wordml/cid" xmlns:w16="http://schemas.microsoft.com/office/word/2018/wordml" xmlns:w16du="http://schemas.microsoft.com/office/word/2023/wordml/word16du" xmlns:w16sdtdh="http://schemas.microsoft.com/office/word/2020/wordml/sdtdatahash" xmlns:w16sdtfl="http://schemas.microsoft.com/office/word/2024/wordml/sdtformatlock" xmlns:w16se="http://schemas.microsoft.com/office/word/2015/wordml/symex" xmlns:wpg="http://schemas.microsoft.com/office/word/2010/wordprocessingGroup" xmlns:wpi="http://schemas.microsoft.com/office/word/2010/wordprocessingInk" xmlns:wne="http://schemas.microsoft.com/office/word/2006/wordml" xmlns:wps="http://schemas.microsoft.com/office/word/2010/wordprocessingShape" mc:Ignorable="w14 w15 w16se w16cid w16 w16cex w16sdtdh w16sdtfl w16du wp14">
+<w:ftr xmlns:wpc="http://schemas.microsoft.com/office/word/2010/wordprocessingCanvas" xmlns:cx="http://schemas.microsoft.com/office/drawing/2014/chartex" xmlns:cx1="http://schemas.microsoft.com/office/drawing/2015/9/8/chartex" xmlns:cx2="http://schemas.microsoft.com/office/drawing/2015/10/21/chartex" xmlns:cx3="http://schemas.microsoft.com/office/drawing/2016/5/9/chartex" xmlns:cx4="http://schemas.microsoft.com/office/drawing/2016/5/10/chartex" xmlns:cx5="http://schemas.microsoft.com/office/drawing/2016/5/11/chartex" xmlns:cx6="http://schemas.microsoft.com/office/drawing/2016/5/12/chartex" xmlns:cx7="http://schemas.microsoft.com/office/drawing/2016/5/13/chartex" xmlns:cx8="http://schemas.microsoft.com/office/drawing/2016/5/14/chartex" xmlns:mc="http://schemas.openxmlformats.org/markup-compatibility/2006" xmlns:aink="http://schemas.microsoft.com/office/drawing/2016/ink" xmlns:am3d="http://schemas.microsoft.com/office/drawing/2017/model3d" xmlns:o="urn:schemas-microsoft-com:office:office" xmlns:r="http://schemas.openxmlformats.org/officeDocument/2006/relationships" xmlns:m="http://schemas.openxmlformats.org/officeDocument/2006/math" xmlns:v="urn:schemas-microsoft-com:vml" xmlns:wp14="http://schemas.microsoft.com/office/word/2010/wordprocessingDrawing" xmlns:wp="http://schemas.openxmlformats.org/drawingml/2006/wordprocessingDrawing" xmlns:w10="urn:schemas-microsoft-com:office:word" xmlns:w="http://schemas.openxmlformats.org/wordprocessingml/2006/main" xmlns:w14="http://schemas.microsoft.com/office/word/2010/wordml" xmlns:w15="http://schemas.microsoft.com/office/word/2012/wordml" xmlns:w16cex="http://schemas.microsoft.com/office/word/2018/wordml/cex" xmlns:w16cid="http://schemas.microsoft.com/office/word/2016/wordml/cid" xmlns:w16="http://schemas.microsoft.com/office/word/2018/wordml" xmlns:w16sdtdh="http://schemas.microsoft.com/office/word/2020/wordml/sdtdatahash" xmlns:w16se="http://schemas.microsoft.com/office/word/2015/wordml/symex" xmlns:wpg="http://schemas.microsoft.com/office/word/2010/wordprocessingGroup" xmlns:wpi="http://schemas.microsoft.com/office/word/2010/wordprocessingInk" xmlns:wne="http://schemas.microsoft.com/office/word/2006/wordml" xmlns:wps="http://schemas.microsoft.com/office/word/2010/wordprocessingShape" mc:Ignorable="w14 w15 w16se w16cid w16 w16cex w16sdtdh wp14">
   <w:p>
     <w:pPr>
       <w:pStyle w:val="Piedepgina"/>
@@ -4726,7 +6242,7 @@
 </file>
 
 <file path=word/footnotes.xml><?xml version="1.0" encoding="utf-8"?>
-<w:footnotes xmlns:wpc="http://schemas.microsoft.com/office/word/2010/wordprocessingCanvas" xmlns:cx="http://schemas.microsoft.com/office/drawing/2014/chartex" xmlns:cx1="http://schemas.microsoft.com/office/drawing/2015/9/8/chartex" xmlns:cx2="http://schemas.microsoft.com/office/drawing/2015/10/21/chartex" xmlns:cx3="http://schemas.microsoft.com/office/drawing/2016/5/9/chartex" xmlns:cx4="http://schemas.microsoft.com/office/drawing/2016/5/10/chartex" xmlns:cx5="http://schemas.microsoft.com/office/drawing/2016/5/11/chartex" xmlns:cx6="http://schemas.microsoft.com/office/drawing/2016/5/12/chartex" xmlns:cx7="http://schemas.microsoft.com/office/drawing/2016/5/13/chartex" xmlns:cx8="http://schemas.microsoft.com/office/drawing/2016/5/14/chartex" xmlns:mc="http://schemas.openxmlformats.org/markup-compatibility/2006" xmlns:aink="http://schemas.microsoft.com/office/drawing/2016/ink" xmlns:am3d="http://schemas.microsoft.com/office/drawing/2017/model3d" xmlns:o="urn:schemas-microsoft-com:office:office" xmlns:oel="http://schemas.microsoft.com/office/2019/extlst" xmlns:r="http://schemas.openxmlformats.org/officeDocument/2006/relationships" xmlns:m="http://schemas.openxmlformats.org/officeDocument/2006/math" xmlns:v="urn:schemas-microsoft-com:vml" xmlns:wp14="http://schemas.microsoft.com/office/word/2010/wordprocessingDrawing" xmlns:wp="http://schemas.openxmlformats.org/drawingml/2006/wordprocessingDrawing" xmlns:w10="urn:schemas-microsoft-com:office:word" xmlns:w="http://schemas.openxmlformats.org/wordprocessingml/2006/main" xmlns:w14="http://schemas.microsoft.com/office/word/2010/wordml" xmlns:w15="http://schemas.microsoft.com/office/word/2012/wordml" xmlns:w16cex="http://schemas.microsoft.com/office/word/2018/wordml/cex" xmlns:w16cid="http://schemas.microsoft.com/office/word/2016/wordml/cid" xmlns:w16="http://schemas.microsoft.com/office/word/2018/wordml" xmlns:w16du="http://schemas.microsoft.com/office/word/2023/wordml/word16du" xmlns:w16sdtdh="http://schemas.microsoft.com/office/word/2020/wordml/sdtdatahash" xmlns:w16sdtfl="http://schemas.microsoft.com/office/word/2024/wordml/sdtformatlock" xmlns:w16se="http://schemas.microsoft.com/office/word/2015/wordml/symex" xmlns:wpg="http://schemas.microsoft.com/office/word/2010/wordprocessingGroup" xmlns:wpi="http://schemas.microsoft.com/office/word/2010/wordprocessingInk" xmlns:wne="http://schemas.microsoft.com/office/word/2006/wordml" xmlns:wps="http://schemas.microsoft.com/office/word/2010/wordprocessingShape" mc:Ignorable="w14 w15 w16se w16cid w16 w16cex w16sdtdh w16sdtfl w16du wp14">
+<w:footnotes xmlns:wpc="http://schemas.microsoft.com/office/word/2010/wordprocessingCanvas" xmlns:cx="http://schemas.microsoft.com/office/drawing/2014/chartex" xmlns:cx1="http://schemas.microsoft.com/office/drawing/2015/9/8/chartex" xmlns:cx2="http://schemas.microsoft.com/office/drawing/2015/10/21/chartex" xmlns:cx3="http://schemas.microsoft.com/office/drawing/2016/5/9/chartex" xmlns:cx4="http://schemas.microsoft.com/office/drawing/2016/5/10/chartex" xmlns:cx5="http://schemas.microsoft.com/office/drawing/2016/5/11/chartex" xmlns:cx6="http://schemas.microsoft.com/office/drawing/2016/5/12/chartex" xmlns:cx7="http://schemas.microsoft.com/office/drawing/2016/5/13/chartex" xmlns:cx8="http://schemas.microsoft.com/office/drawing/2016/5/14/chartex" xmlns:mc="http://schemas.openxmlformats.org/markup-compatibility/2006" xmlns:aink="http://schemas.microsoft.com/office/drawing/2016/ink" xmlns:am3d="http://schemas.microsoft.com/office/drawing/2017/model3d" xmlns:o="urn:schemas-microsoft-com:office:office" xmlns:r="http://schemas.openxmlformats.org/officeDocument/2006/relationships" xmlns:m="http://schemas.openxmlformats.org/officeDocument/2006/math" xmlns:v="urn:schemas-microsoft-com:vml" xmlns:wp14="http://schemas.microsoft.com/office/word/2010/wordprocessingDrawing" xmlns:wp="http://schemas.openxmlformats.org/drawingml/2006/wordprocessingDrawing" xmlns:w10="urn:schemas-microsoft-com:office:word" xmlns:w="http://schemas.openxmlformats.org/wordprocessingml/2006/main" xmlns:w14="http://schemas.microsoft.com/office/word/2010/wordml" xmlns:w15="http://schemas.microsoft.com/office/word/2012/wordml" xmlns:w16cex="http://schemas.microsoft.com/office/word/2018/wordml/cex" xmlns:w16cid="http://schemas.microsoft.com/office/word/2016/wordml/cid" xmlns:w16="http://schemas.microsoft.com/office/word/2018/wordml" xmlns:w16sdtdh="http://schemas.microsoft.com/office/word/2020/wordml/sdtdatahash" xmlns:w16se="http://schemas.microsoft.com/office/word/2015/wordml/symex" xmlns:wpg="http://schemas.microsoft.com/office/word/2010/wordprocessingGroup" xmlns:wpi="http://schemas.microsoft.com/office/word/2010/wordprocessingInk" xmlns:wne="http://schemas.microsoft.com/office/word/2006/wordml" xmlns:wps="http://schemas.microsoft.com/office/word/2010/wordprocessingShape" mc:Ignorable="w14 w15 w16se w16cid w16 w16cex w16sdtdh wp14">
   <w:footnote w:type="separator" w:id="-1">
     <w:p>
       <w:pPr>
@@ -4751,7 +6267,7 @@
 </file>
 
 <file path=word/header1.xml><?xml version="1.0" encoding="utf-8"?>
-<w:hdr xmlns:wpc="http://schemas.microsoft.com/office/word/2010/wordprocessingCanvas" xmlns:cx="http://schemas.microsoft.com/office/drawing/2014/chartex" xmlns:cx1="http://schemas.microsoft.com/office/drawing/2015/9/8/chartex" xmlns:cx2="http://schemas.microsoft.com/office/drawing/2015/10/21/chartex" xmlns:cx3="http://schemas.microsoft.com/office/drawing/2016/5/9/chartex" xmlns:cx4="http://schemas.microsoft.com/office/drawing/2016/5/10/chartex" xmlns:cx5="http://schemas.microsoft.com/office/drawing/2016/5/11/chartex" xmlns:cx6="http://schemas.microsoft.com/office/drawing/2016/5/12/chartex" xmlns:cx7="http://schemas.microsoft.com/office/drawing/2016/5/13/chartex" xmlns:cx8="http://schemas.microsoft.com/office/drawing/2016/5/14/chartex" xmlns:mc="http://schemas.openxmlformats.org/markup-compatibility/2006" xmlns:aink="http://schemas.microsoft.com/office/drawing/2016/ink" xmlns:am3d="http://schemas.microsoft.com/office/drawing/2017/model3d" xmlns:o="urn:schemas-microsoft-com:office:office" xmlns:oel="http://schemas.microsoft.com/office/2019/extlst" xmlns:r="http://schemas.openxmlformats.org/officeDocument/2006/relationships" xmlns:m="http://schemas.openxmlformats.org/officeDocument/2006/math" xmlns:v="urn:schemas-microsoft-com:vml" xmlns:wp14="http://schemas.microsoft.com/office/word/2010/wordprocessingDrawing" xmlns:wp="http://schemas.openxmlformats.org/drawingml/2006/wordprocessingDrawing" xmlns:w10="urn:schemas-microsoft-com:office:word" xmlns:w="http://schemas.openxmlformats.org/wordprocessingml/2006/main" xmlns:w14="http://schemas.microsoft.com/office/word/2010/wordml" xmlns:w15="http://schemas.microsoft.com/office/word/2012/wordml" xmlns:w16cex="http://schemas.microsoft.com/office/word/2018/wordml/cex" xmlns:w16cid="http://schemas.microsoft.com/office/word/2016/wordml/cid" xmlns:w16="http://schemas.microsoft.com/office/word/2018/wordml" xmlns:w16du="http://schemas.microsoft.com/office/word/2023/wordml/word16du" xmlns:w16sdtdh="http://schemas.microsoft.com/office/word/2020/wordml/sdtdatahash" xmlns:w16sdtfl="http://schemas.microsoft.com/office/word/2024/wordml/sdtformatlock" xmlns:w16se="http://schemas.microsoft.com/office/word/2015/wordml/symex" xmlns:wpg="http://schemas.microsoft.com/office/word/2010/wordprocessingGroup" xmlns:wpi="http://schemas.microsoft.com/office/word/2010/wordprocessingInk" xmlns:wne="http://schemas.microsoft.com/office/word/2006/wordml" xmlns:wps="http://schemas.microsoft.com/office/word/2010/wordprocessingShape" mc:Ignorable="w14 w15 w16se w16cid w16 w16cex w16sdtdh w16sdtfl w16du wp14">
+<w:hdr xmlns:wpc="http://schemas.microsoft.com/office/word/2010/wordprocessingCanvas" xmlns:cx="http://schemas.microsoft.com/office/drawing/2014/chartex" xmlns:cx1="http://schemas.microsoft.com/office/drawing/2015/9/8/chartex" xmlns:cx2="http://schemas.microsoft.com/office/drawing/2015/10/21/chartex" xmlns:cx3="http://schemas.microsoft.com/office/drawing/2016/5/9/chartex" xmlns:cx4="http://schemas.microsoft.com/office/drawing/2016/5/10/chartex" xmlns:cx5="http://schemas.microsoft.com/office/drawing/2016/5/11/chartex" xmlns:cx6="http://schemas.microsoft.com/office/drawing/2016/5/12/chartex" xmlns:cx7="http://schemas.microsoft.com/office/drawing/2016/5/13/chartex" xmlns:cx8="http://schemas.microsoft.com/office/drawing/2016/5/14/chartex" xmlns:mc="http://schemas.openxmlformats.org/markup-compatibility/2006" xmlns:aink="http://schemas.microsoft.com/office/drawing/2016/ink" xmlns:am3d="http://schemas.microsoft.com/office/drawing/2017/model3d" xmlns:o="urn:schemas-microsoft-com:office:office" xmlns:r="http://schemas.openxmlformats.org/officeDocument/2006/relationships" xmlns:m="http://schemas.openxmlformats.org/officeDocument/2006/math" xmlns:v="urn:schemas-microsoft-com:vml" xmlns:wp14="http://schemas.microsoft.com/office/word/2010/wordprocessingDrawing" xmlns:wp="http://schemas.openxmlformats.org/drawingml/2006/wordprocessingDrawing" xmlns:w10="urn:schemas-microsoft-com:office:word" xmlns:w="http://schemas.openxmlformats.org/wordprocessingml/2006/main" xmlns:w14="http://schemas.microsoft.com/office/word/2010/wordml" xmlns:w15="http://schemas.microsoft.com/office/word/2012/wordml" xmlns:w16cex="http://schemas.microsoft.com/office/word/2018/wordml/cex" xmlns:w16cid="http://schemas.microsoft.com/office/word/2016/wordml/cid" xmlns:w16="http://schemas.microsoft.com/office/word/2018/wordml" xmlns:w16sdtdh="http://schemas.microsoft.com/office/word/2020/wordml/sdtdatahash" xmlns:w16se="http://schemas.microsoft.com/office/word/2015/wordml/symex" xmlns:wpg="http://schemas.microsoft.com/office/word/2010/wordprocessingGroup" xmlns:wpi="http://schemas.microsoft.com/office/word/2010/wordprocessingInk" xmlns:wne="http://schemas.microsoft.com/office/word/2006/wordml" xmlns:wps="http://schemas.microsoft.com/office/word/2010/wordprocessingShape" mc:Ignorable="w14 w15 w16se w16cid w16 w16cex w16sdtdh wp14">
   <w:p>
     <w:pPr>
       <w:pStyle w:val="Encabezado"/>
@@ -4794,7 +6310,7 @@
 </file>
 
 <file path=word/header2.xml><?xml version="1.0" encoding="utf-8"?>
-<w:hdr xmlns:wpc="http://schemas.microsoft.com/office/word/2010/wordprocessingCanvas" xmlns:cx="http://schemas.microsoft.com/office/drawing/2014/chartex" xmlns:cx1="http://schemas.microsoft.com/office/drawing/2015/9/8/chartex" xmlns:cx2="http://schemas.microsoft.com/office/drawing/2015/10/21/chartex" xmlns:cx3="http://schemas.microsoft.com/office/drawing/2016/5/9/chartex" xmlns:cx4="http://schemas.microsoft.com/office/drawing/2016/5/10/chartex" xmlns:cx5="http://schemas.microsoft.com/office/drawing/2016/5/11/chartex" xmlns:cx6="http://schemas.microsoft.com/office/drawing/2016/5/12/chartex" xmlns:cx7="http://schemas.microsoft.com/office/drawing/2016/5/13/chartex" xmlns:cx8="http://schemas.microsoft.com/office/drawing/2016/5/14/chartex" xmlns:mc="http://schemas.openxmlformats.org/markup-compatibility/2006" xmlns:aink="http://schemas.microsoft.com/office/drawing/2016/ink" xmlns:am3d="http://schemas.microsoft.com/office/drawing/2017/model3d" xmlns:o="urn:schemas-microsoft-com:office:office" xmlns:oel="http://schemas.microsoft.com/office/2019/extlst" xmlns:r="http://schemas.openxmlformats.org/officeDocument/2006/relationships" xmlns:m="http://schemas.openxmlformats.org/officeDocument/2006/math" xmlns:v="urn:schemas-microsoft-com:vml" xmlns:wp14="http://schemas.microsoft.com/office/word/2010/wordprocessingDrawing" xmlns:wp="http://schemas.openxmlformats.org/drawingml/2006/wordprocessingDrawing" xmlns:w10="urn:schemas-microsoft-com:office:word" xmlns:w="http://schemas.openxmlformats.org/wordprocessingml/2006/main" xmlns:w14="http://schemas.microsoft.com/office/word/2010/wordml" xmlns:w15="http://schemas.microsoft.com/office/word/2012/wordml" xmlns:w16cex="http://schemas.microsoft.com/office/word/2018/wordml/cex" xmlns:w16cid="http://schemas.microsoft.com/office/word/2016/wordml/cid" xmlns:w16="http://schemas.microsoft.com/office/word/2018/wordml" xmlns:w16du="http://schemas.microsoft.com/office/word/2023/wordml/word16du" xmlns:w16sdtdh="http://schemas.microsoft.com/office/word/2020/wordml/sdtdatahash" xmlns:w16sdtfl="http://schemas.microsoft.com/office/word/2024/wordml/sdtformatlock" xmlns:w16se="http://schemas.microsoft.com/office/word/2015/wordml/symex" xmlns:wpg="http://schemas.microsoft.com/office/word/2010/wordprocessingGroup" xmlns:wpi="http://schemas.microsoft.com/office/word/2010/wordprocessingInk" xmlns:wne="http://schemas.microsoft.com/office/word/2006/wordml" xmlns:wps="http://schemas.microsoft.com/office/word/2010/wordprocessingShape" mc:Ignorable="w14 w15 w16se w16cid w16 w16cex w16sdtdh w16sdtfl w16du wp14">
+<w:hdr xmlns:wpc="http://schemas.microsoft.com/office/word/2010/wordprocessingCanvas" xmlns:cx="http://schemas.microsoft.com/office/drawing/2014/chartex" xmlns:cx1="http://schemas.microsoft.com/office/drawing/2015/9/8/chartex" xmlns:cx2="http://schemas.microsoft.com/office/drawing/2015/10/21/chartex" xmlns:cx3="http://schemas.microsoft.com/office/drawing/2016/5/9/chartex" xmlns:cx4="http://schemas.microsoft.com/office/drawing/2016/5/10/chartex" xmlns:cx5="http://schemas.microsoft.com/office/drawing/2016/5/11/chartex" xmlns:cx6="http://schemas.microsoft.com/office/drawing/2016/5/12/chartex" xmlns:cx7="http://schemas.microsoft.com/office/drawing/2016/5/13/chartex" xmlns:cx8="http://schemas.microsoft.com/office/drawing/2016/5/14/chartex" xmlns:mc="http://schemas.openxmlformats.org/markup-compatibility/2006" xmlns:aink="http://schemas.microsoft.com/office/drawing/2016/ink" xmlns:am3d="http://schemas.microsoft.com/office/drawing/2017/model3d" xmlns:o="urn:schemas-microsoft-com:office:office" xmlns:r="http://schemas.openxmlformats.org/officeDocument/2006/relationships" xmlns:m="http://schemas.openxmlformats.org/officeDocument/2006/math" xmlns:v="urn:schemas-microsoft-com:vml" xmlns:wp14="http://schemas.microsoft.com/office/word/2010/wordprocessingDrawing" xmlns:wp="http://schemas.openxmlformats.org/drawingml/2006/wordprocessingDrawing" xmlns:w10="urn:schemas-microsoft-com:office:word" xmlns:w="http://schemas.openxmlformats.org/wordprocessingml/2006/main" xmlns:w14="http://schemas.microsoft.com/office/word/2010/wordml" xmlns:w15="http://schemas.microsoft.com/office/word/2012/wordml" xmlns:w16cex="http://schemas.microsoft.com/office/word/2018/wordml/cex" xmlns:w16cid="http://schemas.microsoft.com/office/word/2016/wordml/cid" xmlns:w16="http://schemas.microsoft.com/office/word/2018/wordml" xmlns:w16sdtdh="http://schemas.microsoft.com/office/word/2020/wordml/sdtdatahash" xmlns:w16se="http://schemas.microsoft.com/office/word/2015/wordml/symex" xmlns:wpg="http://schemas.microsoft.com/office/word/2010/wordprocessingGroup" xmlns:wpi="http://schemas.microsoft.com/office/word/2010/wordprocessingInk" xmlns:wne="http://schemas.microsoft.com/office/word/2006/wordml" xmlns:wps="http://schemas.microsoft.com/office/word/2010/wordprocessingShape" mc:Ignorable="w14 w15 w16se w16cid w16 w16cex w16sdtdh wp14">
   <w:tbl>
     <w:tblPr>
       <w:tblW w:w="5000" w:type="pct"/>
@@ -4900,7 +6416,7 @@
 </file>
 
 <file path=word/header3.xml><?xml version="1.0" encoding="utf-8"?>
-<w:hdr xmlns:wpc="http://schemas.microsoft.com/office/word/2010/wordprocessingCanvas" xmlns:cx="http://schemas.microsoft.com/office/drawing/2014/chartex" xmlns:cx1="http://schemas.microsoft.com/office/drawing/2015/9/8/chartex" xmlns:cx2="http://schemas.microsoft.com/office/drawing/2015/10/21/chartex" xmlns:cx3="http://schemas.microsoft.com/office/drawing/2016/5/9/chartex" xmlns:cx4="http://schemas.microsoft.com/office/drawing/2016/5/10/chartex" xmlns:cx5="http://schemas.microsoft.com/office/drawing/2016/5/11/chartex" xmlns:cx6="http://schemas.microsoft.com/office/drawing/2016/5/12/chartex" xmlns:cx7="http://schemas.microsoft.com/office/drawing/2016/5/13/chartex" xmlns:cx8="http://schemas.microsoft.com/office/drawing/2016/5/14/chartex" xmlns:mc="http://schemas.openxmlformats.org/markup-compatibility/2006" xmlns:aink="http://schemas.microsoft.com/office/drawing/2016/ink" xmlns:am3d="http://schemas.microsoft.com/office/drawing/2017/model3d" xmlns:o="urn:schemas-microsoft-com:office:office" xmlns:oel="http://schemas.microsoft.com/office/2019/extlst" xmlns:r="http://schemas.openxmlformats.org/officeDocument/2006/relationships" xmlns:m="http://schemas.openxmlformats.org/officeDocument/2006/math" xmlns:v="urn:schemas-microsoft-com:vml" xmlns:wp14="http://schemas.microsoft.com/office/word/2010/wordprocessingDrawing" xmlns:wp="http://schemas.openxmlformats.org/drawingml/2006/wordprocessingDrawing" xmlns:w10="urn:schemas-microsoft-com:office:word" xmlns:w="http://schemas.openxmlformats.org/wordprocessingml/2006/main" xmlns:w14="http://schemas.microsoft.com/office/word/2010/wordml" xmlns:w15="http://schemas.microsoft.com/office/word/2012/wordml" xmlns:w16cex="http://schemas.microsoft.com/office/word/2018/wordml/cex" xmlns:w16cid="http://schemas.microsoft.com/office/word/2016/wordml/cid" xmlns:w16="http://schemas.microsoft.com/office/word/2018/wordml" xmlns:w16du="http://schemas.microsoft.com/office/word/2023/wordml/word16du" xmlns:w16sdtdh="http://schemas.microsoft.com/office/word/2020/wordml/sdtdatahash" xmlns:w16sdtfl="http://schemas.microsoft.com/office/word/2024/wordml/sdtformatlock" xmlns:w16se="http://schemas.microsoft.com/office/word/2015/wordml/symex" xmlns:wpg="http://schemas.microsoft.com/office/word/2010/wordprocessingGroup" xmlns:wpi="http://schemas.microsoft.com/office/word/2010/wordprocessingInk" xmlns:wne="http://schemas.microsoft.com/office/word/2006/wordml" xmlns:wps="http://schemas.microsoft.com/office/word/2010/wordprocessingShape" mc:Ignorable="w14 w15 w16se w16cid w16 w16cex w16sdtdh w16sdtfl w16du wp14">
+<w:hdr xmlns:wpc="http://schemas.microsoft.com/office/word/2010/wordprocessingCanvas" xmlns:cx="http://schemas.microsoft.com/office/drawing/2014/chartex" xmlns:cx1="http://schemas.microsoft.com/office/drawing/2015/9/8/chartex" xmlns:cx2="http://schemas.microsoft.com/office/drawing/2015/10/21/chartex" xmlns:cx3="http://schemas.microsoft.com/office/drawing/2016/5/9/chartex" xmlns:cx4="http://schemas.microsoft.com/office/drawing/2016/5/10/chartex" xmlns:cx5="http://schemas.microsoft.com/office/drawing/2016/5/11/chartex" xmlns:cx6="http://schemas.microsoft.com/office/drawing/2016/5/12/chartex" xmlns:cx7="http://schemas.microsoft.com/office/drawing/2016/5/13/chartex" xmlns:cx8="http://schemas.microsoft.com/office/drawing/2016/5/14/chartex" xmlns:mc="http://schemas.openxmlformats.org/markup-compatibility/2006" xmlns:aink="http://schemas.microsoft.com/office/drawing/2016/ink" xmlns:am3d="http://schemas.microsoft.com/office/drawing/2017/model3d" xmlns:o="urn:schemas-microsoft-com:office:office" xmlns:r="http://schemas.openxmlformats.org/officeDocument/2006/relationships" xmlns:m="http://schemas.openxmlformats.org/officeDocument/2006/math" xmlns:v="urn:schemas-microsoft-com:vml" xmlns:wp14="http://schemas.microsoft.com/office/word/2010/wordprocessingDrawing" xmlns:wp="http://schemas.openxmlformats.org/drawingml/2006/wordprocessingDrawing" xmlns:w10="urn:schemas-microsoft-com:office:word" xmlns:w="http://schemas.openxmlformats.org/wordprocessingml/2006/main" xmlns:w14="http://schemas.microsoft.com/office/word/2010/wordml" xmlns:w15="http://schemas.microsoft.com/office/word/2012/wordml" xmlns:w16cex="http://schemas.microsoft.com/office/word/2018/wordml/cex" xmlns:w16cid="http://schemas.microsoft.com/office/word/2016/wordml/cid" xmlns:w16="http://schemas.microsoft.com/office/word/2018/wordml" xmlns:w16sdtdh="http://schemas.microsoft.com/office/word/2020/wordml/sdtdatahash" xmlns:w16se="http://schemas.microsoft.com/office/word/2015/wordml/symex" xmlns:wpg="http://schemas.microsoft.com/office/word/2010/wordprocessingGroup" xmlns:wpi="http://schemas.microsoft.com/office/word/2010/wordprocessingInk" xmlns:wne="http://schemas.microsoft.com/office/word/2006/wordml" xmlns:wps="http://schemas.microsoft.com/office/word/2010/wordprocessingShape" mc:Ignorable="w14 w15 w16se w16cid w16 w16cex w16sdtdh wp14">
   <w:p>
     <w:pPr>
       <w:pStyle w:val="Encabezado"/>
@@ -4943,8 +6459,121 @@
 </file>
 
 <file path=word/numbering.xml><?xml version="1.0" encoding="utf-8"?>
-<w:numbering xmlns:wpc="http://schemas.microsoft.com/office/word/2010/wordprocessingCanvas" xmlns:cx="http://schemas.microsoft.com/office/drawing/2014/chartex" xmlns:cx1="http://schemas.microsoft.com/office/drawing/2015/9/8/chartex" xmlns:cx2="http://schemas.microsoft.com/office/drawing/2015/10/21/chartex" xmlns:cx3="http://schemas.microsoft.com/office/drawing/2016/5/9/chartex" xmlns:cx4="http://schemas.microsoft.com/office/drawing/2016/5/10/chartex" xmlns:cx5="http://schemas.microsoft.com/office/drawing/2016/5/11/chartex" xmlns:cx6="http://schemas.microsoft.com/office/drawing/2016/5/12/chartex" xmlns:cx7="http://schemas.microsoft.com/office/drawing/2016/5/13/chartex" xmlns:cx8="http://schemas.microsoft.com/office/drawing/2016/5/14/chartex" xmlns:mc="http://schemas.openxmlformats.org/markup-compatibility/2006" xmlns:aink="http://schemas.microsoft.com/office/drawing/2016/ink" xmlns:am3d="http://schemas.microsoft.com/office/drawing/2017/model3d" xmlns:o="urn:schemas-microsoft-com:office:office" xmlns:oel="http://schemas.microsoft.com/office/2019/extlst" xmlns:r="http://schemas.openxmlformats.org/officeDocument/2006/relationships" xmlns:m="http://schemas.openxmlformats.org/officeDocument/2006/math" xmlns:v="urn:schemas-microsoft-com:vml" xmlns:wp14="http://schemas.microsoft.com/office/word/2010/wordprocessingDrawing" xmlns:wp="http://schemas.openxmlformats.org/drawingml/2006/wordprocessingDrawing" xmlns:w10="urn:schemas-microsoft-com:office:word" xmlns:w="http://schemas.openxmlformats.org/wordprocessingml/2006/main" xmlns:w14="http://schemas.microsoft.com/office/word/2010/wordml" xmlns:w15="http://schemas.microsoft.com/office/word/2012/wordml" xmlns:w16cex="http://schemas.microsoft.com/office/word/2018/wordml/cex" xmlns:w16cid="http://schemas.microsoft.com/office/word/2016/wordml/cid" xmlns:w16="http://schemas.microsoft.com/office/word/2018/wordml" xmlns:w16du="http://schemas.microsoft.com/office/word/2023/wordml/word16du" xmlns:w16sdtdh="http://schemas.microsoft.com/office/word/2020/wordml/sdtdatahash" xmlns:w16sdtfl="http://schemas.microsoft.com/office/word/2024/wordml/sdtformatlock" xmlns:w16se="http://schemas.microsoft.com/office/word/2015/wordml/symex" xmlns:wpg="http://schemas.microsoft.com/office/word/2010/wordprocessingGroup" xmlns:wpi="http://schemas.microsoft.com/office/word/2010/wordprocessingInk" xmlns:wne="http://schemas.microsoft.com/office/word/2006/wordml" xmlns:wps="http://schemas.microsoft.com/office/word/2010/wordprocessingShape" mc:Ignorable="w14 w15 w16se w16cid w16 w16cex w16sdtdh w16sdtfl w16du wp14">
+<w:numbering xmlns:wpc="http://schemas.microsoft.com/office/word/2010/wordprocessingCanvas" xmlns:cx="http://schemas.microsoft.com/office/drawing/2014/chartex" xmlns:cx1="http://schemas.microsoft.com/office/drawing/2015/9/8/chartex" xmlns:cx2="http://schemas.microsoft.com/office/drawing/2015/10/21/chartex" xmlns:cx3="http://schemas.microsoft.com/office/drawing/2016/5/9/chartex" xmlns:cx4="http://schemas.microsoft.com/office/drawing/2016/5/10/chartex" xmlns:cx5="http://schemas.microsoft.com/office/drawing/2016/5/11/chartex" xmlns:cx6="http://schemas.microsoft.com/office/drawing/2016/5/12/chartex" xmlns:cx7="http://schemas.microsoft.com/office/drawing/2016/5/13/chartex" xmlns:cx8="http://schemas.microsoft.com/office/drawing/2016/5/14/chartex" xmlns:mc="http://schemas.openxmlformats.org/markup-compatibility/2006" xmlns:aink="http://schemas.microsoft.com/office/drawing/2016/ink" xmlns:am3d="http://schemas.microsoft.com/office/drawing/2017/model3d" xmlns:o="urn:schemas-microsoft-com:office:office" xmlns:r="http://schemas.openxmlformats.org/officeDocument/2006/relationships" xmlns:m="http://schemas.openxmlformats.org/officeDocument/2006/math" xmlns:v="urn:schemas-microsoft-com:vml" xmlns:wp14="http://schemas.microsoft.com/office/word/2010/wordprocessingDrawing" xmlns:wp="http://schemas.openxmlformats.org/drawingml/2006/wordprocessingDrawing" xmlns:w10="urn:schemas-microsoft-com:office:word" xmlns:w="http://schemas.openxmlformats.org/wordprocessingml/2006/main" xmlns:w14="http://schemas.microsoft.com/office/word/2010/wordml" xmlns:w15="http://schemas.microsoft.com/office/word/2012/wordml" xmlns:w16cex="http://schemas.microsoft.com/office/word/2018/wordml/cex" xmlns:w16cid="http://schemas.microsoft.com/office/word/2016/wordml/cid" xmlns:w16="http://schemas.microsoft.com/office/word/2018/wordml" xmlns:w16sdtdh="http://schemas.microsoft.com/office/word/2020/wordml/sdtdatahash" xmlns:w16se="http://schemas.microsoft.com/office/word/2015/wordml/symex" xmlns:wpg="http://schemas.microsoft.com/office/word/2010/wordprocessingGroup" xmlns:wpi="http://schemas.microsoft.com/office/word/2010/wordprocessingInk" xmlns:wne="http://schemas.microsoft.com/office/word/2006/wordml" xmlns:wps="http://schemas.microsoft.com/office/word/2010/wordprocessingShape" mc:Ignorable="w14 w15 w16se w16cid w16 w16cex w16sdtdh wp14">
   <w:abstractNum w:abstractNumId="0" w15:restartNumberingAfterBreak="0">
+    <w:nsid w:val="15E64172"/>
+    <w:multiLevelType w:val="hybridMultilevel"/>
+    <w:tmpl w:val="EA684A6E"/>
+    <w:lvl w:ilvl="0" w:tplc="080A0001">
+      <w:start w:val="1"/>
+      <w:numFmt w:val="bullet"/>
+      <w:lvlText w:val=""/>
+      <w:lvlJc w:val="left"/>
+      <w:pPr>
+        <w:ind w:left="770" w:hanging="360"/>
+      </w:pPr>
+      <w:rPr>
+        <w:rFonts w:ascii="Symbol" w:hAnsi="Symbol" w:hint="default"/>
+      </w:rPr>
+    </w:lvl>
+    <w:lvl w:ilvl="1" w:tplc="080A0003" w:tentative="1">
+      <w:start w:val="1"/>
+      <w:numFmt w:val="bullet"/>
+      <w:lvlText w:val="o"/>
+      <w:lvlJc w:val="left"/>
+      <w:pPr>
+        <w:ind w:left="1490" w:hanging="360"/>
+      </w:pPr>
+      <w:rPr>
+        <w:rFonts w:ascii="Courier New" w:hAnsi="Courier New" w:cs="Courier New" w:hint="default"/>
+      </w:rPr>
+    </w:lvl>
+    <w:lvl w:ilvl="2" w:tplc="080A0005" w:tentative="1">
+      <w:start w:val="1"/>
+      <w:numFmt w:val="bullet"/>
+      <w:lvlText w:val=""/>
+      <w:lvlJc w:val="left"/>
+      <w:pPr>
+        <w:ind w:left="2210" w:hanging="360"/>
+      </w:pPr>
+      <w:rPr>
+        <w:rFonts w:ascii="Wingdings" w:hAnsi="Wingdings" w:hint="default"/>
+      </w:rPr>
+    </w:lvl>
+    <w:lvl w:ilvl="3" w:tplc="080A0001" w:tentative="1">
+      <w:start w:val="1"/>
+      <w:numFmt w:val="bullet"/>
+      <w:lvlText w:val=""/>
+      <w:lvlJc w:val="left"/>
+      <w:pPr>
+        <w:ind w:left="2930" w:hanging="360"/>
+      </w:pPr>
+      <w:rPr>
+        <w:rFonts w:ascii="Symbol" w:hAnsi="Symbol" w:hint="default"/>
+      </w:rPr>
+    </w:lvl>
+    <w:lvl w:ilvl="4" w:tplc="080A0003" w:tentative="1">
+      <w:start w:val="1"/>
+      <w:numFmt w:val="bullet"/>
+      <w:lvlText w:val="o"/>
+      <w:lvlJc w:val="left"/>
+      <w:pPr>
+        <w:ind w:left="3650" w:hanging="360"/>
+      </w:pPr>
+      <w:rPr>
+        <w:rFonts w:ascii="Courier New" w:hAnsi="Courier New" w:cs="Courier New" w:hint="default"/>
+      </w:rPr>
+    </w:lvl>
+    <w:lvl w:ilvl="5" w:tplc="080A0005" w:tentative="1">
+      <w:start w:val="1"/>
+      <w:numFmt w:val="bullet"/>
+      <w:lvlText w:val=""/>
+      <w:lvlJc w:val="left"/>
+      <w:pPr>
+        <w:ind w:left="4370" w:hanging="360"/>
+      </w:pPr>
+      <w:rPr>
+        <w:rFonts w:ascii="Wingdings" w:hAnsi="Wingdings" w:hint="default"/>
+      </w:rPr>
+    </w:lvl>
+    <w:lvl w:ilvl="6" w:tplc="080A0001" w:tentative="1">
+      <w:start w:val="1"/>
+      <w:numFmt w:val="bullet"/>
+      <w:lvlText w:val=""/>
+      <w:lvlJc w:val="left"/>
+      <w:pPr>
+        <w:ind w:left="5090" w:hanging="360"/>
+      </w:pPr>
+      <w:rPr>
+        <w:rFonts w:ascii="Symbol" w:hAnsi="Symbol" w:hint="default"/>
+      </w:rPr>
+    </w:lvl>
+    <w:lvl w:ilvl="7" w:tplc="080A0003" w:tentative="1">
+      <w:start w:val="1"/>
+      <w:numFmt w:val="bullet"/>
+      <w:lvlText w:val="o"/>
+      <w:lvlJc w:val="left"/>
+      <w:pPr>
+        <w:ind w:left="5810" w:hanging="360"/>
+      </w:pPr>
+      <w:rPr>
+        <w:rFonts w:ascii="Courier New" w:hAnsi="Courier New" w:cs="Courier New" w:hint="default"/>
+      </w:rPr>
+    </w:lvl>
+    <w:lvl w:ilvl="8" w:tplc="080A0005" w:tentative="1">
+      <w:start w:val="1"/>
+      <w:numFmt w:val="bullet"/>
+      <w:lvlText w:val=""/>
+      <w:lvlJc w:val="left"/>
+      <w:pPr>
+        <w:ind w:left="6530" w:hanging="360"/>
+      </w:pPr>
+      <w:rPr>
+        <w:rFonts w:ascii="Wingdings" w:hAnsi="Wingdings" w:hint="default"/>
+      </w:rPr>
+    </w:lvl>
+  </w:abstractNum>
+  <w:abstractNum w:abstractNumId="1" w15:restartNumberingAfterBreak="0">
     <w:nsid w:val="25A01D96"/>
     <w:multiLevelType w:val="multilevel"/>
     <w:tmpl w:val="8A08EA48"/>
@@ -5093,7 +6722,7 @@
       </w:rPr>
     </w:lvl>
   </w:abstractNum>
-  <w:abstractNum w:abstractNumId="1" w15:restartNumberingAfterBreak="0">
+  <w:abstractNum w:abstractNumId="2" w15:restartNumberingAfterBreak="0">
     <w:nsid w:val="31461921"/>
     <w:multiLevelType w:val="multilevel"/>
     <w:tmpl w:val="70B6826C"/>
@@ -5206,7 +6835,7 @@
       </w:pPr>
     </w:lvl>
   </w:abstractNum>
-  <w:abstractNum w:abstractNumId="2" w15:restartNumberingAfterBreak="0">
+  <w:abstractNum w:abstractNumId="3" w15:restartNumberingAfterBreak="0">
     <w:nsid w:val="50E930CC"/>
     <w:multiLevelType w:val="multilevel"/>
     <w:tmpl w:val="8D4C48E8"/>
@@ -5355,7 +6984,7 @@
       </w:rPr>
     </w:lvl>
   </w:abstractNum>
-  <w:abstractNum w:abstractNumId="3" w15:restartNumberingAfterBreak="0">
+  <w:abstractNum w:abstractNumId="4" w15:restartNumberingAfterBreak="0">
     <w:nsid w:val="6A13234F"/>
     <w:multiLevelType w:val="hybridMultilevel"/>
     <w:tmpl w:val="A4967B3A"/>
@@ -5468,7 +7097,7 @@
       </w:rPr>
     </w:lvl>
   </w:abstractNum>
-  <w:abstractNum w:abstractNumId="4" w15:restartNumberingAfterBreak="0">
+  <w:abstractNum w:abstractNumId="5" w15:restartNumberingAfterBreak="0">
     <w:nsid w:val="7C854156"/>
     <w:multiLevelType w:val="multilevel"/>
     <w:tmpl w:val="8CD68CE8"/>
@@ -5581,26 +7210,29 @@
       </w:pPr>
     </w:lvl>
   </w:abstractNum>
-  <w:num w:numId="1" w16cid:durableId="360134922">
+  <w:num w:numId="1">
+    <w:abstractNumId w:val="4"/>
+  </w:num>
+  <w:num w:numId="2">
+    <w:abstractNumId w:val="2"/>
+  </w:num>
+  <w:num w:numId="3">
+    <w:abstractNumId w:val="5"/>
+  </w:num>
+  <w:num w:numId="4">
     <w:abstractNumId w:val="3"/>
   </w:num>
-  <w:num w:numId="2" w16cid:durableId="84038634">
+  <w:num w:numId="5">
     <w:abstractNumId w:val="1"/>
   </w:num>
-  <w:num w:numId="3" w16cid:durableId="385422781">
-    <w:abstractNumId w:val="4"/>
-  </w:num>
-  <w:num w:numId="4" w16cid:durableId="1093470709">
-    <w:abstractNumId w:val="2"/>
-  </w:num>
-  <w:num w:numId="5" w16cid:durableId="2110421267">
+  <w:num w:numId="6">
     <w:abstractNumId w:val="0"/>
   </w:num>
 </w:numbering>
 </file>
 
 <file path=word/styles.xml><?xml version="1.0" encoding="utf-8"?>
-<w:styles xmlns:mc="http://schemas.openxmlformats.org/markup-compatibility/2006" xmlns:r="http://schemas.openxmlformats.org/officeDocument/2006/relationships" xmlns:w="http://schemas.openxmlformats.org/wordprocessingml/2006/main" xmlns:w14="http://schemas.microsoft.com/office/word/2010/wordml" xmlns:w15="http://schemas.microsoft.com/office/word/2012/wordml" xmlns:w16cex="http://schemas.microsoft.com/office/word/2018/wordml/cex" xmlns:w16cid="http://schemas.microsoft.com/office/word/2016/wordml/cid" xmlns:w16="http://schemas.microsoft.com/office/word/2018/wordml" xmlns:w16du="http://schemas.microsoft.com/office/word/2023/wordml/word16du" xmlns:w16sdtdh="http://schemas.microsoft.com/office/word/2020/wordml/sdtdatahash" xmlns:w16sdtfl="http://schemas.microsoft.com/office/word/2024/wordml/sdtformatlock" xmlns:w16se="http://schemas.microsoft.com/office/word/2015/wordml/symex" mc:Ignorable="w14 w15 w16se w16cid w16 w16cex w16sdtdh w16sdtfl w16du">
+<w:styles xmlns:mc="http://schemas.openxmlformats.org/markup-compatibility/2006" xmlns:r="http://schemas.openxmlformats.org/officeDocument/2006/relationships" xmlns:w="http://schemas.openxmlformats.org/wordprocessingml/2006/main" xmlns:w14="http://schemas.microsoft.com/office/word/2010/wordml" xmlns:w15="http://schemas.microsoft.com/office/word/2012/wordml" xmlns:w16cex="http://schemas.microsoft.com/office/word/2018/wordml/cex" xmlns:w16cid="http://schemas.microsoft.com/office/word/2016/wordml/cid" xmlns:w16="http://schemas.microsoft.com/office/word/2018/wordml" xmlns:w16sdtdh="http://schemas.microsoft.com/office/word/2020/wordml/sdtdatahash" xmlns:w16se="http://schemas.microsoft.com/office/word/2015/wordml/symex" mc:Ignorable="w14 w15 w16se w16cid w16 w16cex w16sdtdh">
   <w:docDefaults>
     <w:rPrDefault>
       <w:rPr>
@@ -6449,7 +8081,7 @@
       <w:szCs w:val="30"/>
     </w:rPr>
   </w:style>
-  <w:style w:type="character" w:styleId="Fuerte">
+  <w:style w:type="character" w:styleId="Textoennegrita">
     <w:name w:val="Strong"/>
     <w:basedOn w:val="Fuentedeprrafopredeter"/>
     <w:uiPriority w:val="22"/>
@@ -6685,7 +8317,7 @@
 </file>
 
 <file path=word/glossary/document.xml><?xml version="1.0" encoding="utf-8"?>
-<w:glossaryDocument xmlns:wpc="http://schemas.microsoft.com/office/word/2010/wordprocessingCanvas" xmlns:cx="http://schemas.microsoft.com/office/drawing/2014/chartex" xmlns:cx1="http://schemas.microsoft.com/office/drawing/2015/9/8/chartex" xmlns:cx2="http://schemas.microsoft.com/office/drawing/2015/10/21/chartex" xmlns:cx3="http://schemas.microsoft.com/office/drawing/2016/5/9/chartex" xmlns:cx4="http://schemas.microsoft.com/office/drawing/2016/5/10/chartex" xmlns:cx5="http://schemas.microsoft.com/office/drawing/2016/5/11/chartex" xmlns:cx6="http://schemas.microsoft.com/office/drawing/2016/5/12/chartex" xmlns:cx7="http://schemas.microsoft.com/office/drawing/2016/5/13/chartex" xmlns:cx8="http://schemas.microsoft.com/office/drawing/2016/5/14/chartex" xmlns:mc="http://schemas.openxmlformats.org/markup-compatibility/2006" xmlns:aink="http://schemas.microsoft.com/office/drawing/2016/ink" xmlns:am3d="http://schemas.microsoft.com/office/drawing/2017/model3d" xmlns:o="urn:schemas-microsoft-com:office:office" xmlns:oel="http://schemas.microsoft.com/office/2019/extlst" xmlns:r="http://schemas.openxmlformats.org/officeDocument/2006/relationships" xmlns:m="http://schemas.openxmlformats.org/officeDocument/2006/math" xmlns:v="urn:schemas-microsoft-com:vml" xmlns:wp14="http://schemas.microsoft.com/office/word/2010/wordprocessingDrawing" xmlns:wp="http://schemas.openxmlformats.org/drawingml/2006/wordprocessingDrawing" xmlns:w10="urn:schemas-microsoft-com:office:word" xmlns:w="http://schemas.openxmlformats.org/wordprocessingml/2006/main" xmlns:w14="http://schemas.microsoft.com/office/word/2010/wordml" xmlns:w15="http://schemas.microsoft.com/office/word/2012/wordml" xmlns:w16cex="http://schemas.microsoft.com/office/word/2018/wordml/cex" xmlns:w16cid="http://schemas.microsoft.com/office/word/2016/wordml/cid" xmlns:w16="http://schemas.microsoft.com/office/word/2018/wordml" xmlns:w16du="http://schemas.microsoft.com/office/word/2023/wordml/word16du" xmlns:w16sdtdh="http://schemas.microsoft.com/office/word/2020/wordml/sdtdatahash" xmlns:w16sdtfl="http://schemas.microsoft.com/office/word/2024/wordml/sdtformatlock" xmlns:w16se="http://schemas.microsoft.com/office/word/2015/wordml/symex" xmlns:wpg="http://schemas.microsoft.com/office/word/2010/wordprocessingGroup" xmlns:wpi="http://schemas.microsoft.com/office/word/2010/wordprocessingInk" xmlns:wne="http://schemas.microsoft.com/office/word/2006/wordml" xmlns:wps="http://schemas.microsoft.com/office/word/2010/wordprocessingShape" mc:Ignorable="w14 w15 w16se w16cid w16 w16cex w16sdtdh w16sdtfl w16du wp14">
+<w:glossaryDocument xmlns:wpc="http://schemas.microsoft.com/office/word/2010/wordprocessingCanvas" xmlns:cx="http://schemas.microsoft.com/office/drawing/2014/chartex" xmlns:cx1="http://schemas.microsoft.com/office/drawing/2015/9/8/chartex" xmlns:cx2="http://schemas.microsoft.com/office/drawing/2015/10/21/chartex" xmlns:cx3="http://schemas.microsoft.com/office/drawing/2016/5/9/chartex" xmlns:cx4="http://schemas.microsoft.com/office/drawing/2016/5/10/chartex" xmlns:cx5="http://schemas.microsoft.com/office/drawing/2016/5/11/chartex" xmlns:cx6="http://schemas.microsoft.com/office/drawing/2016/5/12/chartex" xmlns:cx7="http://schemas.microsoft.com/office/drawing/2016/5/13/chartex" xmlns:cx8="http://schemas.microsoft.com/office/drawing/2016/5/14/chartex" xmlns:mc="http://schemas.openxmlformats.org/markup-compatibility/2006" xmlns:aink="http://schemas.microsoft.com/office/drawing/2016/ink" xmlns:am3d="http://schemas.microsoft.com/office/drawing/2017/model3d" xmlns:o="urn:schemas-microsoft-com:office:office" xmlns:r="http://schemas.openxmlformats.org/officeDocument/2006/relationships" xmlns:m="http://schemas.openxmlformats.org/officeDocument/2006/math" xmlns:v="urn:schemas-microsoft-com:vml" xmlns:wp14="http://schemas.microsoft.com/office/word/2010/wordprocessingDrawing" xmlns:wp="http://schemas.openxmlformats.org/drawingml/2006/wordprocessingDrawing" xmlns:w10="urn:schemas-microsoft-com:office:word" xmlns:w="http://schemas.openxmlformats.org/wordprocessingml/2006/main" xmlns:w14="http://schemas.microsoft.com/office/word/2010/wordml" xmlns:w15="http://schemas.microsoft.com/office/word/2012/wordml" xmlns:w16cex="http://schemas.microsoft.com/office/word/2018/wordml/cex" xmlns:w16cid="http://schemas.microsoft.com/office/word/2016/wordml/cid" xmlns:w16="http://schemas.microsoft.com/office/word/2018/wordml" xmlns:w16sdtdh="http://schemas.microsoft.com/office/word/2020/wordml/sdtdatahash" xmlns:w16se="http://schemas.microsoft.com/office/word/2015/wordml/symex" xmlns:wpg="http://schemas.microsoft.com/office/word/2010/wordprocessingGroup" xmlns:wpi="http://schemas.microsoft.com/office/word/2010/wordprocessingInk" xmlns:wne="http://schemas.microsoft.com/office/word/2006/wordml" xmlns:wps="http://schemas.microsoft.com/office/word/2010/wordprocessingShape" mc:Ignorable="w14 w15 w16se w16cid w16 w16cex w16sdtdh wp14">
   <w:docParts>
     <w:docPart>
       <w:docPartPr>
@@ -6723,7 +8355,7 @@
 </file>
 
 <file path=word/glossary/fontTable.xml><?xml version="1.0" encoding="utf-8"?>
-<w:fonts xmlns:mc="http://schemas.openxmlformats.org/markup-compatibility/2006" xmlns:r="http://schemas.openxmlformats.org/officeDocument/2006/relationships" xmlns:w="http://schemas.openxmlformats.org/wordprocessingml/2006/main" xmlns:w14="http://schemas.microsoft.com/office/word/2010/wordml" xmlns:w15="http://schemas.microsoft.com/office/word/2012/wordml" xmlns:w16cex="http://schemas.microsoft.com/office/word/2018/wordml/cex" xmlns:w16cid="http://schemas.microsoft.com/office/word/2016/wordml/cid" xmlns:w16="http://schemas.microsoft.com/office/word/2018/wordml" xmlns:w16du="http://schemas.microsoft.com/office/word/2023/wordml/word16du" xmlns:w16sdtdh="http://schemas.microsoft.com/office/word/2020/wordml/sdtdatahash" xmlns:w16sdtfl="http://schemas.microsoft.com/office/word/2024/wordml/sdtformatlock" xmlns:w16se="http://schemas.microsoft.com/office/word/2015/wordml/symex" mc:Ignorable="w14 w15 w16se w16cid w16 w16cex w16sdtdh w16sdtfl w16du">
+<w:fonts xmlns:mc="http://schemas.openxmlformats.org/markup-compatibility/2006" xmlns:r="http://schemas.openxmlformats.org/officeDocument/2006/relationships" xmlns:w="http://schemas.openxmlformats.org/wordprocessingml/2006/main" xmlns:w14="http://schemas.microsoft.com/office/word/2010/wordml" xmlns:w15="http://schemas.microsoft.com/office/word/2012/wordml" xmlns:w16cex="http://schemas.microsoft.com/office/word/2018/wordml/cex" xmlns:w16cid="http://schemas.microsoft.com/office/word/2016/wordml/cid" xmlns:w16="http://schemas.microsoft.com/office/word/2018/wordml" xmlns:w16sdtdh="http://schemas.microsoft.com/office/word/2020/wordml/sdtdatahash" xmlns:w16se="http://schemas.microsoft.com/office/word/2015/wordml/symex" mc:Ignorable="w14 w15 w16se w16cid w16 w16cex w16sdtdh">
   <w:font w:name="Symbol">
     <w:panose1 w:val="05050102010706020507"/>
     <w:charset w:val="02"/>
@@ -6782,29 +8414,18 @@
     <w:sig w:usb0="E00006FF" w:usb1="420024FF" w:usb2="02000000" w:usb3="00000000" w:csb0="0000019F" w:csb1="00000000"/>
   </w:font>
   <w:font w:name="MS Mincho">
+    <w:altName w:val="ＭＳ 明朝"/>
     <w:panose1 w:val="02020609040205080304"/>
     <w:charset w:val="80"/>
     <w:family w:val="modern"/>
     <w:pitch w:val="fixed"/>
     <w:sig w:usb0="E00002FF" w:usb1="6AC7FDFB" w:usb2="08000012" w:usb3="00000000" w:csb0="0002009F" w:csb1="00000000"/>
   </w:font>
-  <w:font w:name="Aptos">
-    <w:charset w:val="00"/>
-    <w:family w:val="swiss"/>
-    <w:pitch w:val="variable"/>
-    <w:sig w:usb0="20000287" w:usb1="00000003" w:usb2="00000000" w:usb3="00000000" w:csb0="0000019F" w:csb1="00000000"/>
-  </w:font>
-  <w:font w:name="Aptos Display">
-    <w:charset w:val="00"/>
-    <w:family w:val="swiss"/>
-    <w:pitch w:val="variable"/>
-    <w:sig w:usb0="20000287" w:usb1="00000003" w:usb2="00000000" w:usb3="00000000" w:csb0="0000019F" w:csb1="00000000"/>
-  </w:font>
 </w:fonts>
 </file>
 
 <file path=word/glossary/settings.xml><?xml version="1.0" encoding="utf-8"?>
-<w:settings xmlns:mc="http://schemas.openxmlformats.org/markup-compatibility/2006" xmlns:o="urn:schemas-microsoft-com:office:office" xmlns:r="http://schemas.openxmlformats.org/officeDocument/2006/relationships" xmlns:m="http://schemas.openxmlformats.org/officeDocument/2006/math" xmlns:v="urn:schemas-microsoft-com:vml" xmlns:w10="urn:schemas-microsoft-com:office:word" xmlns:w="http://schemas.openxmlformats.org/wordprocessingml/2006/main" xmlns:w14="http://schemas.microsoft.com/office/word/2010/wordml" xmlns:w15="http://schemas.microsoft.com/office/word/2012/wordml" xmlns:w16cex="http://schemas.microsoft.com/office/word/2018/wordml/cex" xmlns:w16cid="http://schemas.microsoft.com/office/word/2016/wordml/cid" xmlns:w16="http://schemas.microsoft.com/office/word/2018/wordml" xmlns:w16du="http://schemas.microsoft.com/office/word/2023/wordml/word16du" xmlns:w16sdtdh="http://schemas.microsoft.com/office/word/2020/wordml/sdtdatahash" xmlns:w16sdtfl="http://schemas.microsoft.com/office/word/2024/wordml/sdtformatlock" xmlns:w16se="http://schemas.microsoft.com/office/word/2015/wordml/symex" xmlns:sl="http://schemas.openxmlformats.org/schemaLibrary/2006/main" mc:Ignorable="w14 w15 w16se w16cid w16 w16cex w16sdtdh w16sdtfl w16du">
+<w:settings xmlns:mc="http://schemas.openxmlformats.org/markup-compatibility/2006" xmlns:o="urn:schemas-microsoft-com:office:office" xmlns:r="http://schemas.openxmlformats.org/officeDocument/2006/relationships" xmlns:m="http://schemas.openxmlformats.org/officeDocument/2006/math" xmlns:v="urn:schemas-microsoft-com:vml" xmlns:w10="urn:schemas-microsoft-com:office:word" xmlns:w="http://schemas.openxmlformats.org/wordprocessingml/2006/main" xmlns:w14="http://schemas.microsoft.com/office/word/2010/wordml" xmlns:w15="http://schemas.microsoft.com/office/word/2012/wordml" xmlns:w16cex="http://schemas.microsoft.com/office/word/2018/wordml/cex" xmlns:w16cid="http://schemas.microsoft.com/office/word/2016/wordml/cid" xmlns:w16="http://schemas.microsoft.com/office/word/2018/wordml" xmlns:w16sdtdh="http://schemas.microsoft.com/office/word/2020/wordml/sdtdatahash" xmlns:w16se="http://schemas.microsoft.com/office/word/2015/wordml/symex" xmlns:sl="http://schemas.openxmlformats.org/schemaLibrary/2006/main" mc:Ignorable="w14 w15 w16se w16cid w16 w16cex w16sdtdh">
   <w:view w:val="normal"/>
   <w:defaultTabStop w:val="708"/>
   <w:hyphenationZone w:val="425"/>
@@ -6824,6 +8445,7 @@
     <w:rsid w:val="00184486"/>
     <w:rsid w:val="003C562A"/>
     <w:rsid w:val="00574D78"/>
+    <w:rsid w:val="007536FC"/>
     <w:rsid w:val="008124C4"/>
     <w:rsid w:val="008F1C29"/>
     <w:rsid w:val="008F66C2"/>
@@ -6853,7 +8475,7 @@
 </file>
 
 <file path=word/glossary/styles.xml><?xml version="1.0" encoding="utf-8"?>
-<w:styles xmlns:mc="http://schemas.openxmlformats.org/markup-compatibility/2006" xmlns:r="http://schemas.openxmlformats.org/officeDocument/2006/relationships" xmlns:w="http://schemas.openxmlformats.org/wordprocessingml/2006/main" xmlns:w14="http://schemas.microsoft.com/office/word/2010/wordml" xmlns:w15="http://schemas.microsoft.com/office/word/2012/wordml" xmlns:w16cex="http://schemas.microsoft.com/office/word/2018/wordml/cex" xmlns:w16cid="http://schemas.microsoft.com/office/word/2016/wordml/cid" xmlns:w16="http://schemas.microsoft.com/office/word/2018/wordml" xmlns:w16du="http://schemas.microsoft.com/office/word/2023/wordml/word16du" xmlns:w16sdtdh="http://schemas.microsoft.com/office/word/2020/wordml/sdtdatahash" xmlns:w16sdtfl="http://schemas.microsoft.com/office/word/2024/wordml/sdtformatlock" xmlns:w16se="http://schemas.microsoft.com/office/word/2015/wordml/symex" mc:Ignorable="w14 w15 w16se w16cid w16 w16cex w16sdtdh w16sdtfl w16du">
+<w:styles xmlns:mc="http://schemas.openxmlformats.org/markup-compatibility/2006" xmlns:r="http://schemas.openxmlformats.org/officeDocument/2006/relationships" xmlns:w="http://schemas.openxmlformats.org/wordprocessingml/2006/main" xmlns:w14="http://schemas.microsoft.com/office/word/2010/wordml" xmlns:w15="http://schemas.microsoft.com/office/word/2012/wordml" xmlns:w16cex="http://schemas.microsoft.com/office/word/2018/wordml/cex" xmlns:w16cid="http://schemas.microsoft.com/office/word/2016/wordml/cid" xmlns:w16="http://schemas.microsoft.com/office/word/2018/wordml" xmlns:w16sdtdh="http://schemas.microsoft.com/office/word/2020/wordml/sdtdatahash" xmlns:w16se="http://schemas.microsoft.com/office/word/2015/wordml/symex" mc:Ignorable="w14 w15 w16se w16cid w16 w16cex w16sdtdh">
   <w:docDefaults>
     <w:rPrDefault>
       <w:rPr>
@@ -7288,7 +8910,7 @@
 </file>
 
 <file path=word/glossary/webSettings.xml><?xml version="1.0" encoding="utf-8"?>
-<w:webSettings xmlns:mc="http://schemas.openxmlformats.org/markup-compatibility/2006" xmlns:r="http://schemas.openxmlformats.org/officeDocument/2006/relationships" xmlns:w="http://schemas.openxmlformats.org/wordprocessingml/2006/main" xmlns:w14="http://schemas.microsoft.com/office/word/2010/wordml" xmlns:w15="http://schemas.microsoft.com/office/word/2012/wordml" xmlns:w16cex="http://schemas.microsoft.com/office/word/2018/wordml/cex" xmlns:w16cid="http://schemas.microsoft.com/office/word/2016/wordml/cid" xmlns:w16="http://schemas.microsoft.com/office/word/2018/wordml" xmlns:w16du="http://schemas.microsoft.com/office/word/2023/wordml/word16du" xmlns:w16sdtdh="http://schemas.microsoft.com/office/word/2020/wordml/sdtdatahash" xmlns:w16sdtfl="http://schemas.microsoft.com/office/word/2024/wordml/sdtformatlock" xmlns:w16se="http://schemas.microsoft.com/office/word/2015/wordml/symex" mc:Ignorable="w14 w15 w16se w16cid w16 w16cex w16sdtdh w16sdtfl w16du">
+<w:webSettings xmlns:mc="http://schemas.openxmlformats.org/markup-compatibility/2006" xmlns:r="http://schemas.openxmlformats.org/officeDocument/2006/relationships" xmlns:w="http://schemas.openxmlformats.org/wordprocessingml/2006/main" xmlns:w14="http://schemas.microsoft.com/office/word/2010/wordml" xmlns:w15="http://schemas.microsoft.com/office/word/2012/wordml" xmlns:w16cex="http://schemas.microsoft.com/office/word/2018/wordml/cex" xmlns:w16cid="http://schemas.microsoft.com/office/word/2016/wordml/cid" xmlns:w16="http://schemas.microsoft.com/office/word/2018/wordml" xmlns:w16sdtdh="http://schemas.microsoft.com/office/word/2020/wordml/sdtdatahash" xmlns:w16se="http://schemas.microsoft.com/office/word/2015/wordml/symex" mc:Ignorable="w14 w15 w16se w16cid w16 w16cex w16sdtdh">
   <w:optimizeForBrowser/>
   <w:allowPNG/>
 </w:webSettings>
